--- a/Sprint20260921-20261002/HERO-68473_20261008_112534.docx
+++ b/Sprint20260921-20261002/HERO-68473_20261008_112534.docx
@@ -127,7 +127,7 @@
                 <w:sz w:val="18"/>
                 <w:u w:val="none"/>
               </w:rPr>
-              <w:t>Report Console - Report Viewer First-Load Performance</w:t>
+              <w:t>Report Console - Report Viewer</w:t>
             </w:r>
           </w:p>
         </w:tc>
@@ -171,7 +171,7 @@
                 <w:sz w:val="18"/>
                 <w:u w:val="none"/>
               </w:rPr>
-              <w:t>N/A (Report Console / Report Viewer entry path: report/reports/view)</w:t>
+              <w:t>report/reports/view</w:t>
             </w:r>
           </w:p>
         </w:tc>
@@ -282,95 +282,7 @@
                 <w:sz w:val="18"/>
                 <w:u w:val="none"/>
               </w:rPr>
-              <w:t>Status</w:t>
-            </w:r>
-          </w:p>
-        </w:tc>
-        <w:tc>
-          <w:tcPr>
-            <w:tcW w:type="dxa" w:w="4320"/>
-          </w:tcPr>
-          <w:p>
-            <w:pPr>
-              <w:spacing w:before="0" w:after="20"/>
-            </w:pPr>
-            <w:r/>
-            <w:r>
-              <w:rPr>
-                <w:rFonts w:ascii="Arial" w:hAnsi="Arial" w:eastAsia="Arial" w:cs="Arial"/>
-                <w:b w:val="0"/>
-                <w:color w:val="000000"/>
-                <w:sz w:val="18"/>
-                <w:u w:val="none"/>
-              </w:rPr>
-              <w:t>READY FOR QA</w:t>
-            </w:r>
-          </w:p>
-        </w:tc>
-      </w:tr>
-      <w:tr>
-        <w:tc>
-          <w:tcPr>
-            <w:tcW w:type="dxa" w:w="4320"/>
-          </w:tcPr>
-          <w:p>
-            <w:pPr>
-              <w:spacing w:before="0" w:after="20"/>
-            </w:pPr>
-            <w:r/>
-            <w:r>
-              <w:rPr>
-                <w:rFonts w:ascii="Arial" w:hAnsi="Arial" w:eastAsia="Arial" w:cs="Arial"/>
-                <w:b w:val="0"/>
-                <w:color w:val="000000"/>
-                <w:sz w:val="18"/>
-                <w:u w:val="none"/>
-              </w:rPr>
-              <w:t>Summary</w:t>
-            </w:r>
-          </w:p>
-        </w:tc>
-        <w:tc>
-          <w:tcPr>
-            <w:tcW w:type="dxa" w:w="4320"/>
-          </w:tcPr>
-          <w:p>
-            <w:pPr>
-              <w:spacing w:before="0" w:after="20"/>
-            </w:pPr>
-            <w:r/>
-            <w:r>
-              <w:rPr>
-                <w:rFonts w:ascii="Arial" w:hAnsi="Arial" w:eastAsia="Arial" w:cs="Arial"/>
-                <w:b w:val="0"/>
-                <w:color w:val="000000"/>
-                <w:sz w:val="18"/>
-                <w:u w:val="none"/>
-              </w:rPr>
-              <w:t>Opening a report in Report Viewer is very slow on the first load for non-admin HQ users with many outlets</w:t>
-            </w:r>
-          </w:p>
-        </w:tc>
-      </w:tr>
-      <w:tr>
-        <w:tc>
-          <w:tcPr>
-            <w:tcW w:type="dxa" w:w="4320"/>
-          </w:tcPr>
-          <w:p>
-            <w:pPr>
-              <w:spacing w:before="0" w:after="20"/>
-            </w:pPr>
-            <w:r/>
-            <w:r>
-              <w:rPr>
-                <w:rFonts w:ascii="Arial" w:hAnsi="Arial" w:eastAsia="Arial" w:cs="Arial"/>
-                <w:b w:val="0"/>
-                <w:color w:val="000000"/>
-                <w:sz w:val="18"/>
-                <w:u w:val="none"/>
-              </w:rPr>
-              <w:t>Components</w:t>
+              <w:t>Component</w:t>
             </w:r>
           </w:p>
         </w:tc>
@@ -414,7 +326,7 @@
                 <w:sz w:val="18"/>
                 <w:u w:val="none"/>
               </w:rPr>
-              <w:t>Customer</w:t>
+              <w:t>Subject</w:t>
             </w:r>
           </w:p>
         </w:tc>
@@ -435,51 +347,7 @@
                 <w:sz w:val="18"/>
                 <w:u w:val="none"/>
               </w:rPr>
-              <w:t>Hyatt HQ (~2800 outlets)</w:t>
-            </w:r>
-          </w:p>
-        </w:tc>
-      </w:tr>
-      <w:tr>
-        <w:tc>
-          <w:tcPr>
-            <w:tcW w:type="dxa" w:w="4320"/>
-          </w:tcPr>
-          <w:p>
-            <w:pPr>
-              <w:spacing w:before="0" w:after="20"/>
-            </w:pPr>
-            <w:r/>
-            <w:r>
-              <w:rPr>
-                <w:rFonts w:ascii="Arial" w:hAnsi="Arial" w:eastAsia="Arial" w:cs="Arial"/>
-                <w:b w:val="0"/>
-                <w:color w:val="000000"/>
-                <w:sz w:val="18"/>
-                <w:u w:val="none"/>
-              </w:rPr>
-              <w:t>Related Tickets</w:t>
-            </w:r>
-          </w:p>
-        </w:tc>
-        <w:tc>
-          <w:tcPr>
-            <w:tcW w:type="dxa" w:w="4320"/>
-          </w:tcPr>
-          <w:p>
-            <w:pPr>
-              <w:spacing w:before="0" w:after="20"/>
-            </w:pPr>
-            <w:r/>
-            <w:r>
-              <w:rPr>
-                <w:rFonts w:ascii="Arial" w:hAnsi="Arial" w:eastAsia="Arial" w:cs="Arial"/>
-                <w:b w:val="0"/>
-                <w:color w:val="000000"/>
-                <w:sz w:val="18"/>
-                <w:u w:val="none"/>
-              </w:rPr>
-              <w:t>HERO-63472 (Report Console listing in-memory caching), HERO-62187 (Optimize report list loading), HERO-50240 (Optimize view report / Set Report Authorities loading)</w:t>
+              <w:t>Opening a report in Report Viewer is very slow on the first load for non-admin HQ users with many outlets</w:t>
             </w:r>
           </w:p>
         </w:tc>
@@ -498,7 +366,7 @@
           <w:sz w:val="26"/>
           <w:u w:val="single"/>
         </w:rPr>
-        <w:t>Bug Summary</w:t>
+        <w:t>Bug Description</w:t>
       </w:r>
     </w:p>
     <w:p>
@@ -513,7 +381,7 @@
           <w:sz w:val="20"/>
           <w:u w:val="none"/>
         </w:rPr>
-        <w:t>When a non-admin HQ user with a large outlet set opens a report from Report Console for the first time (report authority cache is empty for that user and report), Infrasys Cloud builds per-outlet report authority cache before the Report Viewer page returns. On a large HQ with about 2800 outlets, Waiting (TTFB) for the view page was about 2.7 minutes. Opening the same report again (cache already built) was about 1.57 seconds.</w:t>
+        <w:t>When a non-admin user (User Role is not Administrator / user_role != a) opens a report from Report Console via the view page (report/reports/view/...), the server builds the report authority cache for every outlet visible to that user before returning the viewer page. On a large HQ (customer evidence: Hyatt HQ, approximately 2800 outlets), the first open with a cold cache looked up the cache per outlet; on each miss it evaluated report ACL with multiple SQL queries per outlet without request-level memoization, and then inserted about N cache rows. The delay is Waiting / TTFB on the view page itself, before the BIRT report engine runs; it is not caused by the report SQL or by download time.</w:t>
       </w:r>
     </w:p>
     <w:p>
@@ -528,18 +396,14 @@
           <w:sz w:val="20"/>
           <w:u w:val="none"/>
         </w:rPr>
-        <w:t xml:space="preserve">The wait is on the view page itself, before the BIRT report engine runs, and is not caused by the report SQL. The fix optimizes </w:t>
+        <w:t>Evidence before the fix:</w:t>
       </w:r>
-      <w:r>
-        <w:rPr>
-          <w:rFonts w:ascii="Consolas" w:hAnsi="Consolas" w:eastAsia="Arial" w:cs="Arial"/>
-          <w:b w:val="0"/>
-          <w:color w:val="000000"/>
-          <w:sz w:val="20"/>
-          <w:u w:val="none"/>
-        </w:rPr>
-        <w:t>genReportAclCacheByReport</w:t>
-      </w:r>
+    </w:p>
+    <w:p>
+      <w:pPr>
+        <w:spacing w:before="0" w:after="40"/>
+        <w:ind w:left="360" w:hanging="240"/>
+      </w:pPr>
       <w:r>
         <w:rPr>
           <w:rFonts w:ascii="Arial" w:hAnsi="Arial" w:eastAsia="Arial" w:cs="Arial"/>
@@ -548,22 +412,7 @@
           <w:sz w:val="20"/>
           <w:u w:val="none"/>
         </w:rPr>
-        <w:t xml:space="preserve"> (used when opening Report Viewer and aligned module copies) so the first load returns in a few seconds instead of minutes while still writing the full per-outlet cache rows required by the BIRT report outlet list.</w:t>
-      </w:r>
-    </w:p>
-    <w:p>
-      <w:pPr>
-        <w:spacing w:before="160" w:after="80"/>
-      </w:pPr>
-      <w:r>
-        <w:rPr>
-          <w:rFonts w:ascii="Arial" w:hAnsi="Arial" w:eastAsia="Arial" w:cs="Arial"/>
-          <w:b/>
-          <w:color w:val="001EFF"/>
-          <w:sz w:val="24"/>
-          <w:u w:val="none"/>
-        </w:rPr>
-        <w:t>Preconditions (Important)</w:t>
+        <w:t>• First open (non-admin, cold cache, about 2800 outlets): Waiting (TTFB) about 2.7 minutes on reports/view.</w:t>
       </w:r>
     </w:p>
     <w:p>
@@ -579,13 +428,12 @@
           <w:sz w:val="20"/>
           <w:u w:val="none"/>
         </w:rPr>
-        <w:t>• Reproduce with a non-admin user (User Role is not Administrator / user_role != a).</w:t>
+        <w:t>• Second open (cache already built): about 1.57 seconds.</w:t>
       </w:r>
     </w:p>
     <w:p>
       <w:pPr>
-        <w:spacing w:before="0" w:after="40"/>
-        <w:ind w:left="360" w:hanging="240"/>
+        <w:spacing w:before="0" w:after="80"/>
       </w:pPr>
       <w:r>
         <w:rPr>
@@ -595,13 +443,12 @@
           <w:sz w:val="20"/>
           <w:u w:val="none"/>
         </w:rPr>
-        <w:t>• The user must see a large outlet set (e.g. HQ / multi-property, hundreds to thousands of outlets). Hyatt HQ evidence ~2800 outlets.</w:t>
+        <w:t>The fix optimizes genReportAclCacheByReport used when opening Report Viewer (and aligned module copies): batch-load existing ACL cache for (user, report) and return early when all outlets are already cached; reuse listing-style memoized ACL checks for non-admin with an admin allow-all fast path; chunk the bulk inserts (for example 500 rows per chunk). The full per-outlet cache required by the BIRT OutletList is still written before the report runs; caching only selected shops is not allowed because missing rows mean no access in the OutletList.</w:t>
       </w:r>
     </w:p>
     <w:p>
       <w:pPr>
-        <w:spacing w:before="0" w:after="40"/>
-        <w:ind w:left="360" w:hanging="240"/>
+        <w:spacing w:before="0" w:after="80"/>
       </w:pPr>
       <w:r>
         <w:rPr>
@@ -611,102 +458,7 @@
           <w:sz w:val="20"/>
           <w:u w:val="none"/>
         </w:rPr>
-        <w:t>• Report authority cache for that user + report must be cold (no rows yet, or those rows cleared).</w:t>
-      </w:r>
-    </w:p>
-    <w:p>
-      <w:pPr>
-        <w:spacing w:before="0" w:after="40"/>
-        <w:ind w:left="360" w:hanging="240"/>
-      </w:pPr>
-      <w:r>
-        <w:rPr>
-          <w:rFonts w:ascii="Arial" w:hAnsi="Arial" w:eastAsia="Arial" w:cs="Arial"/>
-          <w:b w:val="0"/>
-          <w:color w:val="000000"/>
-          <w:sz w:val="20"/>
-          <w:u w:val="none"/>
-        </w:rPr>
-        <w:t>• Do NOT use an Administrator account to reproduce the multi-minute delay — admin skips the heavy per-outlet authority evaluation, so the extreme first-load wait will not match customer evidence.</w:t>
-      </w:r>
-    </w:p>
-    <w:p>
-      <w:pPr>
-        <w:spacing w:before="160" w:after="80"/>
-      </w:pPr>
-      <w:r>
-        <w:rPr>
-          <w:rFonts w:ascii="Arial" w:hAnsi="Arial" w:eastAsia="Arial" w:cs="Arial"/>
-          <w:b/>
-          <w:color w:val="001EFF"/>
-          <w:sz w:val="24"/>
-          <w:u w:val="none"/>
-        </w:rPr>
-        <w:t>Fix Direction (Implemented)</w:t>
-      </w:r>
-    </w:p>
-    <w:p>
-      <w:pPr>
-        <w:spacing w:before="0" w:after="40"/>
-        <w:ind w:left="360" w:hanging="240"/>
-      </w:pPr>
-      <w:r>
-        <w:rPr>
-          <w:rFonts w:ascii="Arial" w:hAnsi="Arial" w:eastAsia="Arial" w:cs="Arial"/>
-          <w:b w:val="0"/>
-          <w:color w:val="000000"/>
-          <w:sz w:val="20"/>
-          <w:u w:val="none"/>
-        </w:rPr>
-        <w:t>• Batch-load existing ACL cache for (user, report); return early when all outlets are already cached.</w:t>
-      </w:r>
-    </w:p>
-    <w:p>
-      <w:pPr>
-        <w:spacing w:before="0" w:after="40"/>
-        <w:ind w:left="360" w:hanging="240"/>
-      </w:pPr>
-      <w:r>
-        <w:rPr>
-          <w:rFonts w:ascii="Arial" w:hAnsi="Arial" w:eastAsia="Arial" w:cs="Arial"/>
-          <w:b w:val="0"/>
-          <w:color w:val="000000"/>
-          <w:sz w:val="20"/>
-          <w:u w:val="none"/>
-        </w:rPr>
-        <w:t>• Reuse listing-style memoized ACL checks for non-admin; admin fast-path allow-all.</w:t>
-      </w:r>
-    </w:p>
-    <w:p>
-      <w:pPr>
-        <w:spacing w:before="0" w:after="40"/>
-        <w:ind w:left="360" w:hanging="240"/>
-      </w:pPr>
-      <w:r>
-        <w:rPr>
-          <w:rFonts w:ascii="Arial" w:hAnsi="Arial" w:eastAsia="Arial" w:cs="Arial"/>
-          <w:b w:val="0"/>
-          <w:color w:val="000000"/>
-          <w:sz w:val="20"/>
-          <w:u w:val="none"/>
-        </w:rPr>
-        <w:t>• Chunk bulk inserts (e.g. 500).</w:t>
-      </w:r>
-    </w:p>
-    <w:p>
-      <w:pPr>
-        <w:spacing w:before="0" w:after="40"/>
-        <w:ind w:left="360" w:hanging="240"/>
-      </w:pPr>
-      <w:r>
-        <w:rPr>
-          <w:rFonts w:ascii="Arial" w:hAnsi="Arial" w:eastAsia="Arial" w:cs="Arial"/>
-          <w:b w:val="0"/>
-          <w:color w:val="000000"/>
-          <w:sz w:val="20"/>
-          <w:u w:val="none"/>
-        </w:rPr>
-        <w:t>• Still write full per-outlet cache before BIRT. Do NOT only cache selected shops (missing rows = no access in OutletList).</w:t>
+        <w:t>This case adds no new report parameter or system setting and does not change any report field definition.</w:t>
       </w:r>
     </w:p>
     <w:p>
@@ -862,7 +614,7 @@
                 <w:sz w:val="18"/>
                 <w:u w:val="none"/>
               </w:rPr>
-              <w:t>User role used to open the report (single-select). Administrator role is not the target reproduce path.</w:t>
+              <w:t>The role of the logged-in user opening the report (single-select). The multi-minute delay reproduces only with a non-admin user; an Administrator uses the allow-all fast path and skips the heavy per-outlet authority evaluation. No new report parameter is added by this case</w:t>
             </w:r>
           </w:p>
         </w:tc>
@@ -883,7 +635,7 @@
                 <w:sz w:val="18"/>
                 <w:u w:val="none"/>
               </w:rPr>
-              <w:t>Administrator, Non-Administrator</w:t>
+              <w:t>Non-Administrator, Administrator</w:t>
             </w:r>
           </w:p>
         </w:tc>
@@ -948,7 +700,7 @@
                 <w:sz w:val="18"/>
                 <w:u w:val="none"/>
               </w:rPr>
-              <w:t>Outlet visibility scope of the user (single-select). Large HQ = hundreds to thousands of outlets.</w:t>
+              <w:t>Number of outlets visible to the logged-in user (single-select)</w:t>
             </w:r>
           </w:p>
         </w:tc>
@@ -969,7 +721,7 @@
                 <w:sz w:val="18"/>
                 <w:u w:val="none"/>
               </w:rPr>
-              <w:t>Single Outlet, Small Set, Large HQ</w:t>
+              <w:t>Small Outlet Set, Large Outlet Set (Hundreds To Thousands Of Outlets)</w:t>
             </w:r>
           </w:p>
         </w:tc>
@@ -990,7 +742,7 @@
                 <w:sz w:val="18"/>
                 <w:u w:val="none"/>
               </w:rPr>
-              <w:t>Large HQ</w:t>
+              <w:t>Large Outlet Set (Hundreds To Thousands Of Outlets)</w:t>
             </w:r>
           </w:p>
         </w:tc>
@@ -1013,7 +765,7 @@
                 <w:sz w:val="18"/>
                 <w:u w:val="none"/>
               </w:rPr>
-              <w:t>Authority Cache State</w:t>
+              <w:t>Report Authority Cache State</w:t>
             </w:r>
           </w:p>
         </w:tc>
@@ -1034,7 +786,7 @@
                 <w:sz w:val="18"/>
                 <w:u w:val="none"/>
               </w:rPr>
-              <w:t>Report authority cache state for the (user, report) pair (single-select)</w:t>
+              <w:t>Authority cache state for the (user, target report) pair before opening Report Viewer (single-select)</w:t>
             </w:r>
           </w:p>
         </w:tc>
@@ -1055,7 +807,7 @@
                 <w:sz w:val="18"/>
                 <w:u w:val="none"/>
               </w:rPr>
-              <w:t>Cold (Empty), Warm (Already Built)</w:t>
+              <w:t>Cold Cache (Empty), Warm Cache (Built)</w:t>
             </w:r>
           </w:p>
         </w:tc>
@@ -1076,7 +828,7 @@
                 <w:sz w:val="18"/>
                 <w:u w:val="none"/>
               </w:rPr>
-              <w:t>Cold (Empty)</w:t>
+              <w:t>Cold Cache (Empty)</w:t>
             </w:r>
           </w:p>
         </w:tc>
@@ -1120,7 +872,7 @@
                 <w:sz w:val="18"/>
                 <w:u w:val="none"/>
               </w:rPr>
-              <w:t>Any report opened from Report Console via report/reports/view</w:t>
+              <w:t>The report opened from Report Console through report/reports/view (single-select)</w:t>
             </w:r>
           </w:p>
         </w:tc>
@@ -1141,7 +893,7 @@
                 <w:sz w:val="18"/>
                 <w:u w:val="none"/>
               </w:rPr>
-              <w:t>Any</w:t>
+              <w:t>Any Report Accessible To The User</w:t>
             </w:r>
           </w:p>
         </w:tc>
@@ -1162,7 +914,7 @@
                 <w:sz w:val="18"/>
                 <w:u w:val="none"/>
               </w:rPr>
-              <w:t>Any</w:t>
+              <w:t>Any Report Accessible To The User</w:t>
             </w:r>
           </w:p>
         </w:tc>
@@ -1279,7 +1031,7 @@
                 <w:sz w:val="18"/>
                 <w:u w:val="none"/>
               </w:rPr>
-              <w:t>View Page TTFB</w:t>
+              <w:t>Report Viewer Page</w:t>
             </w:r>
           </w:p>
         </w:tc>
@@ -1300,7 +1052,7 @@
                 <w:sz w:val="18"/>
                 <w:u w:val="none"/>
               </w:rPr>
-              <w:t>Waiting (TTFB) of the reports/view document request measured in browser DevTools Network</w:t>
+              <w:t>The view document returned from report/reports/view before the BIRT report engine runs; Waiting (TTFB) of this document request is the value measured in this case</w:t>
             </w:r>
           </w:p>
         </w:tc>
@@ -1321,7 +1073,7 @@
                 <w:sz w:val="18"/>
                 <w:u w:val="none"/>
               </w:rPr>
-              <w:t>Wall-clock duration from request send to first byte of the view response</w:t>
+              <w:t>-</w:t>
             </w:r>
           </w:p>
         </w:tc>
@@ -1344,7 +1096,7 @@
                 <w:sz w:val="18"/>
                 <w:u w:val="none"/>
               </w:rPr>
-              <w:t>Authority Cache Rows</w:t>
+              <w:t>Report Authority Cache Rows</w:t>
             </w:r>
           </w:p>
         </w:tc>
@@ -1365,7 +1117,7 @@
                 <w:sz w:val="18"/>
                 <w:u w:val="none"/>
               </w:rPr>
-              <w:t>Number of per-outlet report authority cache rows written for the (user, report) pair</w:t>
+              <w:t>Per-outlet authority cache rows built for the (user, report) pair before BIRT runs; after the fix existing rows are batch-loaded, the builder returns early when all outlets are already cached, memoized ACL checks are reused for non-admin users, and missing rows are inserted in chunks</w:t>
             </w:r>
           </w:p>
         </w:tc>
@@ -1386,7 +1138,7 @@
                 <w:sz w:val="18"/>
                 <w:u w:val="none"/>
               </w:rPr>
-              <w:t>Count of cache rows = number of outlets visible to the user for that report</w:t>
+              <w:t>One cache row per outlet visible to the user</w:t>
             </w:r>
           </w:p>
         </w:tc>
@@ -1409,7 +1161,7 @@
                 <w:sz w:val="18"/>
                 <w:u w:val="none"/>
               </w:rPr>
-              <w:t>Outlet List (BIRT)</w:t>
+              <w:t>Report Outlet List</w:t>
             </w:r>
           </w:p>
         </w:tc>
@@ -1430,7 +1182,7 @@
                 <w:sz w:val="18"/>
                 <w:u w:val="none"/>
               </w:rPr>
-              <w:t>Outlet list used by the BIRT report after the cache is built</w:t>
+              <w:t>The outlet list used by BIRT when the report runs; it still depends on the full per-outlet cache, and missing cache rows are still treated as no access</w:t>
             </w:r>
           </w:p>
         </w:tc>
@@ -1451,7 +1203,7 @@
                 <w:sz w:val="18"/>
                 <w:u w:val="none"/>
               </w:rPr>
-              <w:t>Derived from per-outlet cache rows; missing rows are treated as no access</w:t>
+              <w:t>Outlets whose authority cache rows allow access</w:t>
             </w:r>
           </w:p>
         </w:tc>
@@ -1474,7 +1226,7 @@
                 <w:sz w:val="18"/>
                 <w:u w:val="none"/>
               </w:rPr>
-              <w:t>Cache Hit Ratio</w:t>
+              <w:t>Report Content</w:t>
             </w:r>
           </w:p>
         </w:tc>
@@ -1495,7 +1247,7 @@
                 <w:sz w:val="18"/>
                 <w:u w:val="none"/>
               </w:rPr>
-              <w:t>Ratio of cache hits vs cache misses during the view page authority evaluation</w:t>
+              <w:t>The report data produced by the BIRT engine after the viewer page opens; report access rules and displayed data are unchanged by this case</w:t>
             </w:r>
           </w:p>
         </w:tc>
@@ -1516,7 +1268,7 @@
                 <w:sz w:val="18"/>
                 <w:u w:val="none"/>
               </w:rPr>
-              <w:t>Hits / (Hits + Misses)</w:t>
+              <w:t>-</w:t>
             </w:r>
           </w:p>
         </w:tc>
@@ -1535,7 +1287,7 @@
           <w:sz w:val="26"/>
           <w:u w:val="single"/>
         </w:rPr>
-        <w:t>Test Verification</w:t>
+        <w:t>Report Functional Verification</w:t>
       </w:r>
     </w:p>
     <w:p>
@@ -1550,7 +1302,7 @@
           <w:sz w:val="24"/>
           <w:u w:val="none"/>
         </w:rPr>
-        <w:t>1. Report Viewer First-Load Performance Verification</w:t>
+        <w:t>1. Cold Cache First Load For Non-Admin HQ Users</w:t>
       </w:r>
     </w:p>
     <w:p>
@@ -1565,7 +1317,7 @@
           <w:sz w:val="22"/>
           <w:u w:val="none"/>
         </w:rPr>
-        <w:t>1.1. All Default Parameters - Non-Admin HQ User, Cold Cache, Large Outlet Set</w:t>
+        <w:t>1.1. Open a report with a non-admin HQ user, large outlet set and cold authority cache</w:t>
       </w:r>
     </w:p>
     <w:p>
@@ -1586,7 +1338,7 @@
     <w:p>
       <w:pPr>
         <w:spacing w:before="0" w:after="40"/>
-        <w:ind w:left="720" w:hanging="240"/>
+        <w:ind w:left="360" w:hanging="240"/>
       </w:pPr>
       <w:r>
         <w:rPr>
@@ -1596,13 +1348,13 @@
           <w:sz w:val="20"/>
           <w:u w:val="none"/>
         </w:rPr>
-        <w:t>1. A test HQ environment with a non-admin user that can see a large outlet set (e.g. Hyatt HQ ~2800 outlets, or an equivalent large HQ test environment).</w:t>
+        <w:t>1. A non-admin HQ user (user_role != a) who can see a large outlet set of hundreds to thousands of outlets (about 2800 outlets per customer evidence) is available.</w:t>
       </w:r>
     </w:p>
     <w:p>
       <w:pPr>
         <w:spacing w:before="0" w:after="40"/>
-        <w:ind w:left="720" w:hanging="240"/>
+        <w:ind w:left="360" w:hanging="240"/>
       </w:pPr>
       <w:r>
         <w:rPr>
@@ -1612,13 +1364,13 @@
           <w:sz w:val="20"/>
           <w:u w:val="none"/>
         </w:rPr>
-        <w:t>2. Report authority cache for the (user, target report) pair is cleared (cold cache) before the test.</w:t>
+        <w:t>2. The report authority cache for that user and the target report is empty (clear the cache rows if necessary).</w:t>
       </w:r>
     </w:p>
     <w:p>
       <w:pPr>
         <w:spacing w:before="0" w:after="40"/>
-        <w:ind w:left="720" w:hanging="240"/>
+        <w:ind w:left="360" w:hanging="240"/>
       </w:pPr>
       <w:r>
         <w:rPr>
@@ -1628,23 +1380,7 @@
           <w:sz w:val="20"/>
           <w:u w:val="none"/>
         </w:rPr>
-        <w:t>3. Browser DevTools Network panel is open to capture the reports/view request.</w:t>
-      </w:r>
-    </w:p>
-    <w:p>
-      <w:pPr>
-        <w:spacing w:before="0" w:after="40"/>
-        <w:ind w:left="720" w:hanging="240"/>
-      </w:pPr>
-      <w:r>
-        <w:rPr>
-          <w:rFonts w:ascii="Arial" w:hAnsi="Arial" w:eastAsia="Arial" w:cs="Arial"/>
-          <w:b w:val="0"/>
-          <w:color w:val="000000"/>
-          <w:sz w:val="20"/>
-          <w:u w:val="none"/>
-        </w:rPr>
-        <w:t>4. Note the baseline TTFB observed before the fix (≈2.7 minutes for ~2800 outlets) for comparison.</w:t>
+        <w:t>3. Browser DevTools is open on the Network panel.</w:t>
       </w:r>
     </w:p>
     <w:p>
@@ -1665,7 +1401,7 @@
     <w:p>
       <w:pPr>
         <w:spacing w:before="0" w:after="40"/>
-        <w:ind w:left="720" w:hanging="240"/>
+        <w:ind w:left="360" w:hanging="240"/>
       </w:pPr>
       <w:r>
         <w:rPr>
@@ -1675,13 +1411,13 @@
           <w:sz w:val="20"/>
           <w:u w:val="none"/>
         </w:rPr>
-        <w:t>1. Log in as the non-admin HQ user with a large outlet set.</w:t>
+        <w:t>1. Log in as the non-admin HQ user.</w:t>
       </w:r>
     </w:p>
     <w:p>
       <w:pPr>
         <w:spacing w:before="0" w:after="40"/>
-        <w:ind w:left="720" w:hanging="240"/>
+        <w:ind w:left="360" w:hanging="240"/>
       </w:pPr>
       <w:r>
         <w:rPr>
@@ -1691,13 +1427,13 @@
           <w:sz w:val="20"/>
           <w:u w:val="none"/>
         </w:rPr>
-        <w:t>2. From Report Console, open any report (URL path report/reports/view/...).</w:t>
+        <w:t>2. From Report Console, open any report through the view page (report/reports/view/...).</w:t>
       </w:r>
     </w:p>
     <w:p>
       <w:pPr>
         <w:spacing w:before="0" w:after="40"/>
-        <w:ind w:left="720" w:hanging="240"/>
+        <w:ind w:left="360" w:hanging="240"/>
       </w:pPr>
       <w:r>
         <w:rPr>
@@ -1707,13 +1443,13 @@
           <w:sz w:val="20"/>
           <w:u w:val="none"/>
         </w:rPr>
-        <w:t>3. In browser DevTools Network, capture Waiting / TTFB for the reports/view document request.</w:t>
+        <w:t>3. In DevTools Network, check Waiting / TTFB for the reports/view document request.</w:t>
       </w:r>
     </w:p>
     <w:p>
       <w:pPr>
         <w:spacing w:before="0" w:after="40"/>
-        <w:ind w:left="720" w:hanging="240"/>
+        <w:ind w:left="360" w:hanging="240"/>
       </w:pPr>
       <w:r>
         <w:rPr>
@@ -1723,23 +1459,7 @@
           <w:sz w:val="20"/>
           <w:u w:val="none"/>
         </w:rPr>
-        <w:t>4. Verify the view page returns and the report renders.</w:t>
-      </w:r>
-    </w:p>
-    <w:p>
-      <w:pPr>
-        <w:spacing w:before="0" w:after="40"/>
-        <w:ind w:left="720" w:hanging="240"/>
-      </w:pPr>
-      <w:r>
-        <w:rPr>
-          <w:rFonts w:ascii="Arial" w:hAnsi="Arial" w:eastAsia="Arial" w:cs="Arial"/>
-          <w:b w:val="0"/>
-          <w:color w:val="000000"/>
-          <w:sz w:val="20"/>
-          <w:u w:val="none"/>
-        </w:rPr>
-        <w:t>5. After the page returns, verify the per-outlet report authority cache rows have been written for the (user, report) pair.</w:t>
+        <w:t>4. Wait until the Report Viewer page is returned.</w:t>
       </w:r>
     </w:p>
     <w:p>
@@ -1760,7 +1480,7 @@
     <w:p>
       <w:pPr>
         <w:spacing w:before="0" w:after="40"/>
-        <w:ind w:left="720" w:hanging="240"/>
+        <w:ind w:left="360" w:hanging="240"/>
       </w:pPr>
       <w:r>
         <w:rPr>
@@ -1770,13 +1490,13 @@
           <w:sz w:val="20"/>
           <w:u w:val="none"/>
         </w:rPr>
-        <w:t>1. First open (non-admin, cold cache, ~2800 outlets): Waiting (TTFB) ≈ 2.7 minutes on reports/view.</w:t>
+        <w:t>1. Before the fix, the first open takes about 2.7 minutes Waiting (TTFB) on reports/view for about 2800 outlets.</w:t>
       </w:r>
     </w:p>
     <w:p>
       <w:pPr>
         <w:spacing w:before="0" w:after="40"/>
-        <w:ind w:left="720" w:hanging="240"/>
+        <w:ind w:left="360" w:hanging="240"/>
       </w:pPr>
       <w:r>
         <w:rPr>
@@ -1786,13 +1506,13 @@
           <w:sz w:val="20"/>
           <w:u w:val="none"/>
         </w:rPr>
-        <w:t>2. The page appears frozen during the wait; the BIRT report engine does not run until the cache build completes.</w:t>
+        <w:t>2. The server evaluates report ACL outlet by outlet with multiple SQL queries per cache miss, then inserts about N cache rows before the page returns.</w:t>
       </w:r>
     </w:p>
     <w:p>
       <w:pPr>
         <w:spacing w:before="0" w:after="40"/>
-        <w:ind w:left="720" w:hanging="240"/>
+        <w:ind w:left="360" w:hanging="240"/>
       </w:pPr>
       <w:r>
         <w:rPr>
@@ -1802,23 +1522,7 @@
           <w:sz w:val="20"/>
           <w:u w:val="none"/>
         </w:rPr>
-        <w:t>3. Per-outlet ACL cache is built per outlet on miss, evaluating report ACL with multiple SQL queries per outlet (no request-level memoization).</w:t>
-      </w:r>
-    </w:p>
-    <w:p>
-      <w:pPr>
-        <w:spacing w:before="0" w:after="40"/>
-        <w:ind w:left="720" w:hanging="240"/>
-      </w:pPr>
-      <w:r>
-        <w:rPr>
-          <w:rFonts w:ascii="Arial" w:hAnsi="Arial" w:eastAsia="Arial" w:cs="Arial"/>
-          <w:b w:val="0"/>
-          <w:color w:val="000000"/>
-          <w:sz w:val="20"/>
-          <w:u w:val="none"/>
-        </w:rPr>
-        <w:t>4. Bulk inserts of ~N cache rows occur after the per-outlet evaluation.</w:t>
+        <w:t>3. The viewer page is unusable during the wait; the delay happens before the BIRT engine runs.</w:t>
       </w:r>
     </w:p>
     <w:p>
@@ -1839,7 +1543,7 @@
     <w:p>
       <w:pPr>
         <w:spacing w:before="0" w:after="40"/>
-        <w:ind w:left="720" w:hanging="240"/>
+        <w:ind w:left="360" w:hanging="240"/>
       </w:pPr>
       <w:r>
         <w:rPr>
@@ -1849,13 +1553,13 @@
           <w:sz w:val="20"/>
           <w:u w:val="none"/>
         </w:rPr>
-        <w:t>1. First open (non-admin, cold cache, ~2800 outlets) returns within a few seconds instead of ≈2.7 minutes.</w:t>
+        <w:t>1. After the fix, the first open with a cold authority cache returns the Report Viewer page within a few seconds.</w:t>
       </w:r>
     </w:p>
     <w:p>
       <w:pPr>
         <w:spacing w:before="0" w:after="40"/>
-        <w:ind w:left="720" w:hanging="240"/>
+        <w:ind w:left="360" w:hanging="240"/>
       </w:pPr>
       <w:r>
         <w:rPr>
@@ -1865,13 +1569,13 @@
           <w:sz w:val="20"/>
           <w:u w:val="none"/>
         </w:rPr>
-        <w:t>2. The view page returns quickly; the BIRT report engine can proceed.</w:t>
+        <w:t>2. Existing ACL cache is batch-loaded, non-admin ACL checks are memoized within the request, and missing rows are chunk-inserted.</w:t>
       </w:r>
     </w:p>
     <w:p>
       <w:pPr>
         <w:spacing w:before="0" w:after="40"/>
-        <w:ind w:left="720" w:hanging="240"/>
+        <w:ind w:left="360" w:hanging="240"/>
       </w:pPr>
       <w:r>
         <w:rPr>
@@ -1881,55 +1585,7 @@
           <w:sz w:val="20"/>
           <w:u w:val="none"/>
         </w:rPr>
-        <w:t>3. Existing ACL cache rows are batch-loaded up front; the path returns early when all outlets are already cached.</w:t>
-      </w:r>
-    </w:p>
-    <w:p>
-      <w:pPr>
-        <w:spacing w:before="0" w:after="40"/>
-        <w:ind w:left="720" w:hanging="240"/>
-      </w:pPr>
-      <w:r>
-        <w:rPr>
-          <w:rFonts w:ascii="Arial" w:hAnsi="Arial" w:eastAsia="Arial" w:cs="Arial"/>
-          <w:b w:val="0"/>
-          <w:color w:val="000000"/>
-          <w:sz w:val="20"/>
-          <w:u w:val="none"/>
-        </w:rPr>
-        <w:t>4. Listing-style memoized ACL checks are reused for non-admin; admin fast-path allow-all is preserved.</w:t>
-      </w:r>
-    </w:p>
-    <w:p>
-      <w:pPr>
-        <w:spacing w:before="0" w:after="40"/>
-        <w:ind w:left="720" w:hanging="240"/>
-      </w:pPr>
-      <w:r>
-        <w:rPr>
-          <w:rFonts w:ascii="Arial" w:hAnsi="Arial" w:eastAsia="Arial" w:cs="Arial"/>
-          <w:b w:val="0"/>
-          <w:color w:val="000000"/>
-          <w:sz w:val="20"/>
-          <w:u w:val="none"/>
-        </w:rPr>
-        <w:t>5. Bulk inserts are chunked (e.g. 500) and full per-outlet cache rows are written before BIRT runs.</w:t>
-      </w:r>
-    </w:p>
-    <w:p>
-      <w:pPr>
-        <w:spacing w:before="0" w:after="40"/>
-        <w:ind w:left="720" w:hanging="240"/>
-      </w:pPr>
-      <w:r>
-        <w:rPr>
-          <w:rFonts w:ascii="Arial" w:hAnsi="Arial" w:eastAsia="Arial" w:cs="Arial"/>
-          <w:b w:val="0"/>
-          <w:color w:val="000000"/>
-          <w:sz w:val="20"/>
-          <w:u w:val="none"/>
-        </w:rPr>
-        <w:t>6. No errors displayed.</w:t>
+        <w:t>3. No errors displayed.</w:t>
       </w:r>
     </w:p>
     <w:p>
@@ -1944,7 +1600,7 @@
           <w:sz w:val="22"/>
           <w:u w:val="none"/>
         </w:rPr>
-        <w:t>1.2. Warm Cache Path - Non-Admin HQ User, Warm Cache, Large Outlet Set</w:t>
+        <w:t>1.2. Open the same report a second time without clearing the authority cache</w:t>
       </w:r>
     </w:p>
     <w:p>
@@ -1965,7 +1621,7 @@
     <w:p>
       <w:pPr>
         <w:spacing w:before="0" w:after="40"/>
-        <w:ind w:left="720" w:hanging="240"/>
+        <w:ind w:left="360" w:hanging="240"/>
       </w:pPr>
       <w:r>
         <w:rPr>
@@ -1975,55 +1631,7 @@
           <w:sz w:val="20"/>
           <w:u w:val="none"/>
         </w:rPr>
-        <w:t>1. A test HQ environment with a non-admin user that can see a large outlet set (e.g. Hyatt HQ ~2800 outlets).</w:t>
-      </w:r>
-    </w:p>
-    <w:p>
-      <w:pPr>
-        <w:spacing w:before="0" w:after="40"/>
-        <w:ind w:left="720" w:hanging="240"/>
-      </w:pPr>
-      <w:r>
-        <w:rPr>
-          <w:rFonts w:ascii="Arial" w:hAnsi="Arial" w:eastAsia="Arial" w:cs="Arial"/>
-          <w:b w:val="0"/>
-          <w:color w:val="000000"/>
-          <w:sz w:val="20"/>
-          <w:u w:val="none"/>
-        </w:rPr>
-        <w:t>2. Open the target report once first to build the (user, report) authority cache (warm path baseline ≈1.57 seconds).</w:t>
-      </w:r>
-    </w:p>
-    <w:p>
-      <w:pPr>
-        <w:spacing w:before="0" w:after="40"/>
-        <w:ind w:left="720" w:hanging="240"/>
-      </w:pPr>
-      <w:r>
-        <w:rPr>
-          <w:rFonts w:ascii="Arial" w:hAnsi="Arial" w:eastAsia="Arial" w:cs="Arial"/>
-          <w:b w:val="0"/>
-          <w:color w:val="000000"/>
-          <w:sz w:val="20"/>
-          <w:u w:val="none"/>
-        </w:rPr>
-        <w:t>3. Do not clear the cache between the first and second open.</w:t>
-      </w:r>
-    </w:p>
-    <w:p>
-      <w:pPr>
-        <w:spacing w:before="0" w:after="40"/>
-        <w:ind w:left="720" w:hanging="240"/>
-      </w:pPr>
-      <w:r>
-        <w:rPr>
-          <w:rFonts w:ascii="Arial" w:hAnsi="Arial" w:eastAsia="Arial" w:cs="Arial"/>
-          <w:b w:val="0"/>
-          <w:color w:val="000000"/>
-          <w:sz w:val="20"/>
-          <w:u w:val="none"/>
-        </w:rPr>
-        <w:t>4. Browser DevTools Network panel is open to capture the reports/view request.</w:t>
+        <w:t>1. The non-admin HQ user has opened the target report once so the authority cache for (user, report) is fully built.</w:t>
       </w:r>
     </w:p>
     <w:p>
@@ -2044,7 +1652,7 @@
     <w:p>
       <w:pPr>
         <w:spacing w:before="0" w:after="40"/>
-        <w:ind w:left="720" w:hanging="240"/>
+        <w:ind w:left="360" w:hanging="240"/>
       </w:pPr>
       <w:r>
         <w:rPr>
@@ -2054,13 +1662,13 @@
           <w:sz w:val="20"/>
           <w:u w:val="none"/>
         </w:rPr>
-        <w:t>1. Log in as the same non-admin HQ user.</w:t>
+        <w:t>1. Do not clear the authority cache.</w:t>
       </w:r>
     </w:p>
     <w:p>
       <w:pPr>
         <w:spacing w:before="0" w:after="40"/>
-        <w:ind w:left="720" w:hanging="240"/>
+        <w:ind w:left="360" w:hanging="240"/>
       </w:pPr>
       <w:r>
         <w:rPr>
@@ -2070,13 +1678,13 @@
           <w:sz w:val="20"/>
           <w:u w:val="none"/>
         </w:rPr>
-        <w:t>2. From Report Console, open the same report again (cache already built).</w:t>
+        <w:t>2. Open the same report from Report Console again.</w:t>
       </w:r>
     </w:p>
     <w:p>
       <w:pPr>
         <w:spacing w:before="0" w:after="40"/>
-        <w:ind w:left="720" w:hanging="240"/>
+        <w:ind w:left="360" w:hanging="240"/>
       </w:pPr>
       <w:r>
         <w:rPr>
@@ -2086,23 +1694,7 @@
           <w:sz w:val="20"/>
           <w:u w:val="none"/>
         </w:rPr>
-        <w:t>3. In browser DevTools Network, capture Waiting / TTFB for the reports/view document request.</w:t>
-      </w:r>
-    </w:p>
-    <w:p>
-      <w:pPr>
-        <w:spacing w:before="0" w:after="40"/>
-        <w:ind w:left="720" w:hanging="240"/>
-      </w:pPr>
-      <w:r>
-        <w:rPr>
-          <w:rFonts w:ascii="Arial" w:hAnsi="Arial" w:eastAsia="Arial" w:cs="Arial"/>
-          <w:b w:val="0"/>
-          <w:color w:val="000000"/>
-          <w:sz w:val="20"/>
-          <w:u w:val="none"/>
-        </w:rPr>
-        <w:t>4. Verify the view page returns and the report renders with the same outlet list as the cold path.</w:t>
+        <w:t>3. In DevTools Network, check Waiting / TTFB for the reports/view document request.</w:t>
       </w:r>
     </w:p>
     <w:p>
@@ -2123,7 +1715,7 @@
     <w:p>
       <w:pPr>
         <w:spacing w:before="0" w:after="40"/>
-        <w:ind w:left="720" w:hanging="240"/>
+        <w:ind w:left="360" w:hanging="240"/>
       </w:pPr>
       <w:r>
         <w:rPr>
@@ -2133,23 +1725,7 @@
           <w:sz w:val="20"/>
           <w:u w:val="none"/>
         </w:rPr>
-        <w:t>1. Second open (cache already built) returns in ≈1.57 seconds (already acceptable, but path is shared with the cold path code).</w:t>
-      </w:r>
-    </w:p>
-    <w:p>
-      <w:pPr>
-        <w:spacing w:before="0" w:after="40"/>
-        <w:ind w:left="720" w:hanging="240"/>
-      </w:pPr>
-      <w:r>
-        <w:rPr>
-          <w:rFonts w:ascii="Arial" w:hAnsi="Arial" w:eastAsia="Arial" w:cs="Arial"/>
-          <w:b w:val="0"/>
-          <w:color w:val="000000"/>
-          <w:sz w:val="20"/>
-          <w:u w:val="none"/>
-        </w:rPr>
-        <w:t>2. The view page returns quickly because all outlets are already cached.</w:t>
+        <w:t>1. On the unfixed build the warm open takes about 1.57 seconds, far faster than the cold open.</w:t>
       </w:r>
     </w:p>
     <w:p>
@@ -2170,7 +1746,7 @@
     <w:p>
       <w:pPr>
         <w:spacing w:before="0" w:after="40"/>
-        <w:ind w:left="720" w:hanging="240"/>
+        <w:ind w:left="360" w:hanging="240"/>
       </w:pPr>
       <w:r>
         <w:rPr>
@@ -2180,13 +1756,13 @@
           <w:sz w:val="20"/>
           <w:u w:val="none"/>
         </w:rPr>
-        <w:t>1. Warm path remains fast and at or below the previous warm-path level (~1.57 seconds).</w:t>
+        <w:t>1. After the fix the warm open remains fast, at about the previous warm-path level (about 1-2 seconds).</w:t>
       </w:r>
     </w:p>
     <w:p>
       <w:pPr>
         <w:spacing w:before="0" w:after="40"/>
-        <w:ind w:left="720" w:hanging="240"/>
+        <w:ind w:left="360" w:hanging="240"/>
       </w:pPr>
       <w:r>
         <w:rPr>
@@ -2196,13 +1772,13 @@
           <w:sz w:val="20"/>
           <w:u w:val="none"/>
         </w:rPr>
-        <w:t>2. Batch-load returns early when all outlets are already cached, so warm path does not re-evaluate ACL per outlet.</w:t>
+        <w:t>2. The builder batch-loads the existing cache rows and returns early because all outlets are already cached.</w:t>
       </w:r>
     </w:p>
     <w:p>
       <w:pPr>
         <w:spacing w:before="0" w:after="40"/>
-        <w:ind w:left="720" w:hanging="240"/>
+        <w:ind w:left="360" w:hanging="240"/>
       </w:pPr>
       <w:r>
         <w:rPr>
@@ -2212,13 +1788,434 @@
           <w:sz w:val="20"/>
           <w:u w:val="none"/>
         </w:rPr>
-        <w:t>3. The outlet list used by the report is unchanged vs the cold path.</w:t>
+        <w:t>3. No errors displayed.</w:t>
       </w:r>
     </w:p>
     <w:p>
       <w:pPr>
+        <w:spacing w:before="120" w:after="60"/>
+      </w:pPr>
+      <w:r>
+        <w:rPr>
+          <w:rFonts w:ascii="Arial" w:hAnsi="Arial" w:eastAsia="Arial" w:cs="Arial"/>
+          <w:b/>
+          <w:color w:val="001EFF"/>
+          <w:sz w:val="22"/>
+          <w:u w:val="none"/>
+        </w:rPr>
+        <w:t>1.3. Verify early return when all visible outlets are already cached</w:t>
+      </w:r>
+    </w:p>
+    <w:p>
+      <w:pPr>
+        <w:spacing w:before="0" w:after="80"/>
+      </w:pPr>
+      <w:r>
+        <w:rPr>
+          <w:rFonts w:ascii="Arial" w:hAnsi="Arial" w:eastAsia="Arial" w:cs="Arial"/>
+          <w:b/>
+          <w:color w:val="000000"/>
+          <w:sz w:val="20"/>
+          <w:u w:val="none"/>
+        </w:rPr>
+        <w:t>Prerequisite(s):</w:t>
+      </w:r>
+    </w:p>
+    <w:p>
+      <w:pPr>
         <w:spacing w:before="0" w:after="40"/>
-        <w:ind w:left="720" w:hanging="240"/>
+        <w:ind w:left="360" w:hanging="240"/>
+      </w:pPr>
+      <w:r>
+        <w:rPr>
+          <w:rFonts w:ascii="Arial" w:hAnsi="Arial" w:eastAsia="Arial" w:cs="Arial"/>
+          <w:b w:val="0"/>
+          <w:color w:val="000000"/>
+          <w:sz w:val="20"/>
+          <w:u w:val="none"/>
+        </w:rPr>
+        <w:t>1. The non-admin HQ user has a full set of authority cache rows for the target report.</w:t>
+      </w:r>
+    </w:p>
+    <w:p>
+      <w:pPr>
+        <w:spacing w:before="0" w:after="80"/>
+      </w:pPr>
+      <w:r>
+        <w:rPr>
+          <w:rFonts w:ascii="Arial" w:hAnsi="Arial" w:eastAsia="Arial" w:cs="Arial"/>
+          <w:b/>
+          <w:color w:val="000000"/>
+          <w:sz w:val="20"/>
+          <w:u w:val="none"/>
+        </w:rPr>
+        <w:t>Step(s):</w:t>
+      </w:r>
+    </w:p>
+    <w:p>
+      <w:pPr>
+        <w:spacing w:before="0" w:after="40"/>
+        <w:ind w:left="360" w:hanging="240"/>
+      </w:pPr>
+      <w:r>
+        <w:rPr>
+          <w:rFonts w:ascii="Arial" w:hAnsi="Arial" w:eastAsia="Arial" w:cs="Arial"/>
+          <w:b w:val="0"/>
+          <w:color w:val="000000"/>
+          <w:sz w:val="20"/>
+          <w:u w:val="none"/>
+        </w:rPr>
+        <w:t>1. Open the target report from Report Console.</w:t>
+      </w:r>
+    </w:p>
+    <w:p>
+      <w:pPr>
+        <w:spacing w:before="0" w:after="40"/>
+        <w:ind w:left="360" w:hanging="240"/>
+      </w:pPr>
+      <w:r>
+        <w:rPr>
+          <w:rFonts w:ascii="Arial" w:hAnsi="Arial" w:eastAsia="Arial" w:cs="Arial"/>
+          <w:b w:val="0"/>
+          <w:color w:val="000000"/>
+          <w:sz w:val="20"/>
+          <w:u w:val="none"/>
+        </w:rPr>
+        <w:t>2. Monitor the server side while the viewer page loads.</w:t>
+      </w:r>
+    </w:p>
+    <w:p>
+      <w:pPr>
+        <w:spacing w:before="0" w:after="40"/>
+        <w:ind w:left="360" w:hanging="240"/>
+      </w:pPr>
+      <w:r>
+        <w:rPr>
+          <w:rFonts w:ascii="Arial" w:hAnsi="Arial" w:eastAsia="Arial" w:cs="Arial"/>
+          <w:b w:val="0"/>
+          <w:color w:val="000000"/>
+          <w:sz w:val="20"/>
+          <w:u w:val="none"/>
+        </w:rPr>
+        <w:t>3. Confirm no per-outlet ACL re-evaluation and no redundant cache inserts happen.</w:t>
+      </w:r>
+    </w:p>
+    <w:p>
+      <w:pPr>
+        <w:spacing w:before="0" w:after="80"/>
+      </w:pPr>
+      <w:r>
+        <w:rPr>
+          <w:rFonts w:ascii="Arial" w:hAnsi="Arial" w:eastAsia="Arial" w:cs="Arial"/>
+          <w:b/>
+          <w:color w:val="000000"/>
+          <w:sz w:val="20"/>
+          <w:u w:val="none"/>
+        </w:rPr>
+        <w:t>Reproduction Result(s):</w:t>
+      </w:r>
+    </w:p>
+    <w:p>
+      <w:pPr>
+        <w:spacing w:before="0" w:after="40"/>
+        <w:ind w:left="360" w:hanging="240"/>
+      </w:pPr>
+      <w:r>
+        <w:rPr>
+          <w:rFonts w:ascii="Arial" w:hAnsi="Arial" w:eastAsia="Arial" w:cs="Arial"/>
+          <w:b w:val="0"/>
+          <w:color w:val="000000"/>
+          <w:sz w:val="20"/>
+          <w:u w:val="none"/>
+        </w:rPr>
+        <w:t>1. On the unfixed build cache rows are looked up per outlet even when the cache for the report is effectively complete.</w:t>
+      </w:r>
+    </w:p>
+    <w:p>
+      <w:pPr>
+        <w:spacing w:before="0" w:after="80"/>
+      </w:pPr>
+      <w:r>
+        <w:rPr>
+          <w:rFonts w:ascii="Arial" w:hAnsi="Arial" w:eastAsia="Arial" w:cs="Arial"/>
+          <w:b/>
+          <w:color w:val="000000"/>
+          <w:sz w:val="20"/>
+          <w:u w:val="none"/>
+        </w:rPr>
+        <w:t>Fix Result(s):</w:t>
+      </w:r>
+    </w:p>
+    <w:p>
+      <w:pPr>
+        <w:spacing w:before="0" w:after="40"/>
+        <w:ind w:left="360" w:hanging="240"/>
+      </w:pPr>
+      <w:r>
+        <w:rPr>
+          <w:rFonts w:ascii="Arial" w:hAnsi="Arial" w:eastAsia="Arial" w:cs="Arial"/>
+          <w:b w:val="0"/>
+          <w:color w:val="000000"/>
+          <w:sz w:val="20"/>
+          <w:u w:val="none"/>
+        </w:rPr>
+        <w:t>1. After the fix the builder batch-loads the existing ACL cache for (user, report) and returns early when all outlets are already cached.</w:t>
+      </w:r>
+    </w:p>
+    <w:p>
+      <w:pPr>
+        <w:spacing w:before="0" w:after="40"/>
+        <w:ind w:left="360" w:hanging="240"/>
+      </w:pPr>
+      <w:r>
+        <w:rPr>
+          <w:rFonts w:ascii="Arial" w:hAnsi="Arial" w:eastAsia="Arial" w:cs="Arial"/>
+          <w:b w:val="0"/>
+          <w:color w:val="000000"/>
+          <w:sz w:val="20"/>
+          <w:u w:val="none"/>
+        </w:rPr>
+        <w:t>2. No redundant per-outlet SQL evaluation or duplicate inserts occur.</w:t>
+      </w:r>
+    </w:p>
+    <w:p>
+      <w:pPr>
+        <w:spacing w:before="0" w:after="40"/>
+        <w:ind w:left="360" w:hanging="240"/>
+      </w:pPr>
+      <w:r>
+        <w:rPr>
+          <w:rFonts w:ascii="Arial" w:hAnsi="Arial" w:eastAsia="Arial" w:cs="Arial"/>
+          <w:b w:val="0"/>
+          <w:color w:val="000000"/>
+          <w:sz w:val="20"/>
+          <w:u w:val="none"/>
+        </w:rPr>
+        <w:t>3. No errors displayed.</w:t>
+      </w:r>
+    </w:p>
+    <w:p>
+      <w:pPr>
+        <w:spacing w:before="160" w:after="80"/>
+      </w:pPr>
+      <w:r>
+        <w:rPr>
+          <w:rFonts w:ascii="Arial" w:hAnsi="Arial" w:eastAsia="Arial" w:cs="Arial"/>
+          <w:b/>
+          <w:color w:val="001EFF"/>
+          <w:sz w:val="24"/>
+          <w:u w:val="none"/>
+        </w:rPr>
+        <w:t>2. Full Per-Outlet Cache Correctness</w:t>
+      </w:r>
+    </w:p>
+    <w:p>
+      <w:pPr>
+        <w:spacing w:before="120" w:after="60"/>
+      </w:pPr>
+      <w:r>
+        <w:rPr>
+          <w:rFonts w:ascii="Arial" w:hAnsi="Arial" w:eastAsia="Arial" w:cs="Arial"/>
+          <w:b/>
+          <w:color w:val="001EFF"/>
+          <w:sz w:val="22"/>
+          <w:u w:val="none"/>
+        </w:rPr>
+        <w:t>2.1. Verify full per-outlet cache is still written before BIRT runs</w:t>
+      </w:r>
+    </w:p>
+    <w:p>
+      <w:pPr>
+        <w:spacing w:before="0" w:after="80"/>
+      </w:pPr>
+      <w:r>
+        <w:rPr>
+          <w:rFonts w:ascii="Arial" w:hAnsi="Arial" w:eastAsia="Arial" w:cs="Arial"/>
+          <w:b/>
+          <w:color w:val="000000"/>
+          <w:sz w:val="20"/>
+          <w:u w:val="none"/>
+        </w:rPr>
+        <w:t>Prerequisite(s):</w:t>
+      </w:r>
+    </w:p>
+    <w:p>
+      <w:pPr>
+        <w:spacing w:before="0" w:after="40"/>
+        <w:ind w:left="360" w:hanging="240"/>
+      </w:pPr>
+      <w:r>
+        <w:rPr>
+          <w:rFonts w:ascii="Arial" w:hAnsi="Arial" w:eastAsia="Arial" w:cs="Arial"/>
+          <w:b w:val="0"/>
+          <w:color w:val="000000"/>
+          <w:sz w:val="20"/>
+          <w:u w:val="none"/>
+        </w:rPr>
+        <w:t>1. A non-admin user with a large outlet set and a cold cache for the target report is available.</w:t>
+      </w:r>
+    </w:p>
+    <w:p>
+      <w:pPr>
+        <w:spacing w:before="0" w:after="80"/>
+      </w:pPr>
+      <w:r>
+        <w:rPr>
+          <w:rFonts w:ascii="Arial" w:hAnsi="Arial" w:eastAsia="Arial" w:cs="Arial"/>
+          <w:b/>
+          <w:color w:val="000000"/>
+          <w:sz w:val="20"/>
+          <w:u w:val="none"/>
+        </w:rPr>
+        <w:t>Step(s):</w:t>
+      </w:r>
+    </w:p>
+    <w:p>
+      <w:pPr>
+        <w:spacing w:before="0" w:after="40"/>
+        <w:ind w:left="360" w:hanging="240"/>
+      </w:pPr>
+      <w:r>
+        <w:rPr>
+          <w:rFonts w:ascii="Arial" w:hAnsi="Arial" w:eastAsia="Arial" w:cs="Arial"/>
+          <w:b w:val="0"/>
+          <w:color w:val="000000"/>
+          <w:sz w:val="20"/>
+          <w:u w:val="none"/>
+        </w:rPr>
+        <w:t>1. Open the target report from Report Console with the cold cache.</w:t>
+      </w:r>
+    </w:p>
+    <w:p>
+      <w:pPr>
+        <w:spacing w:before="0" w:after="40"/>
+        <w:ind w:left="360" w:hanging="240"/>
+      </w:pPr>
+      <w:r>
+        <w:rPr>
+          <w:rFonts w:ascii="Arial" w:hAnsi="Arial" w:eastAsia="Arial" w:cs="Arial"/>
+          <w:b w:val="0"/>
+          <w:color w:val="000000"/>
+          <w:sz w:val="20"/>
+          <w:u w:val="none"/>
+        </w:rPr>
+        <w:t>2. After the viewer page returns, check the authority cache rows created for (user, report).</w:t>
+      </w:r>
+    </w:p>
+    <w:p>
+      <w:pPr>
+        <w:spacing w:before="0" w:after="40"/>
+        <w:ind w:left="360" w:hanging="240"/>
+      </w:pPr>
+      <w:r>
+        <w:rPr>
+          <w:rFonts w:ascii="Arial" w:hAnsi="Arial" w:eastAsia="Arial" w:cs="Arial"/>
+          <w:b w:val="0"/>
+          <w:color w:val="000000"/>
+          <w:sz w:val="20"/>
+          <w:u w:val="none"/>
+        </w:rPr>
+        <w:t>3. Let the report run and check the outlets offered in the BIRT OutletList.</w:t>
+      </w:r>
+    </w:p>
+    <w:p>
+      <w:pPr>
+        <w:spacing w:before="0" w:after="80"/>
+      </w:pPr>
+      <w:r>
+        <w:rPr>
+          <w:rFonts w:ascii="Arial" w:hAnsi="Arial" w:eastAsia="Arial" w:cs="Arial"/>
+          <w:b/>
+          <w:color w:val="000000"/>
+          <w:sz w:val="20"/>
+          <w:u w:val="none"/>
+        </w:rPr>
+        <w:t>Reproduction Result(s):</w:t>
+      </w:r>
+    </w:p>
+    <w:p>
+      <w:pPr>
+        <w:spacing w:before="0" w:after="40"/>
+        <w:ind w:left="360" w:hanging="240"/>
+      </w:pPr>
+      <w:r>
+        <w:rPr>
+          <w:rFonts w:ascii="Arial" w:hAnsi="Arial" w:eastAsia="Arial" w:cs="Arial"/>
+          <w:b w:val="0"/>
+          <w:color w:val="000000"/>
+          <w:sz w:val="20"/>
+          <w:u w:val="none"/>
+        </w:rPr>
+        <w:t>1. Before the fix all visible outlets eventually receive cache rows, but only after the slow per-outlet evaluation.</w:t>
+      </w:r>
+    </w:p>
+    <w:p>
+      <w:pPr>
+        <w:spacing w:before="0" w:after="80"/>
+      </w:pPr>
+      <w:r>
+        <w:rPr>
+          <w:rFonts w:ascii="Arial" w:hAnsi="Arial" w:eastAsia="Arial" w:cs="Arial"/>
+          <w:b/>
+          <w:color w:val="000000"/>
+          <w:sz w:val="20"/>
+          <w:u w:val="none"/>
+        </w:rPr>
+        <w:t>Fix Result(s):</w:t>
+      </w:r>
+    </w:p>
+    <w:p>
+      <w:pPr>
+        <w:spacing w:before="0" w:after="40"/>
+        <w:ind w:left="360" w:hanging="240"/>
+      </w:pPr>
+      <w:r>
+        <w:rPr>
+          <w:rFonts w:ascii="Arial" w:hAnsi="Arial" w:eastAsia="Arial" w:cs="Arial"/>
+          <w:b w:val="0"/>
+          <w:color w:val="000000"/>
+          <w:sz w:val="20"/>
+          <w:u w:val="none"/>
+        </w:rPr>
+        <w:t>1. After the fix one authority cache row is still written for every outlet visible to the user before the BIRT report runs.</w:t>
+      </w:r>
+    </w:p>
+    <w:p>
+      <w:pPr>
+        <w:spacing w:before="0" w:after="40"/>
+        <w:ind w:left="360" w:hanging="240"/>
+      </w:pPr>
+      <w:r>
+        <w:rPr>
+          <w:rFonts w:ascii="Arial" w:hAnsi="Arial" w:eastAsia="Arial" w:cs="Arial"/>
+          <w:b w:val="0"/>
+          <w:color w:val="000000"/>
+          <w:sz w:val="20"/>
+          <w:u w:val="none"/>
+        </w:rPr>
+        <w:t>2. The BIRT OutletList contains exactly the outlets the user is authorized to access.</w:t>
+      </w:r>
+    </w:p>
+    <w:p>
+      <w:pPr>
+        <w:spacing w:before="0" w:after="40"/>
+        <w:ind w:left="360" w:hanging="240"/>
+      </w:pPr>
+      <w:r>
+        <w:rPr>
+          <w:rFonts w:ascii="Arial" w:hAnsi="Arial" w:eastAsia="Arial" w:cs="Arial"/>
+          <w:b w:val="0"/>
+          <w:color w:val="000000"/>
+          <w:sz w:val="20"/>
+          <w:u w:val="none"/>
+        </w:rPr>
+        <w:t>3. The optimization does not cache only the selected shops.</w:t>
+      </w:r>
+    </w:p>
+    <w:p>
+      <w:pPr>
+        <w:spacing w:before="0" w:after="40"/>
+        <w:ind w:left="360" w:hanging="240"/>
       </w:pPr>
       <w:r>
         <w:rPr>
@@ -2243,7 +2240,7 @@
           <w:sz w:val="22"/>
           <w:u w:val="none"/>
         </w:rPr>
-        <w:t>1.3. Non-Admin User With a Small Outlet Set - Cold Cache</w:t>
+        <w:t>2.2. Verify chunked bulk insert on a large outlet set</w:t>
       </w:r>
     </w:p>
     <w:p>
@@ -2264,7 +2261,7 @@
     <w:p>
       <w:pPr>
         <w:spacing w:before="0" w:after="40"/>
-        <w:ind w:left="720" w:hanging="240"/>
+        <w:ind w:left="360" w:hanging="240"/>
       </w:pPr>
       <w:r>
         <w:rPr>
@@ -2274,39 +2271,7 @@
           <w:sz w:val="20"/>
           <w:u w:val="none"/>
         </w:rPr>
-        <w:t>1. A non-admin user with a small outlet set (single property or a few outlets) is configured.</w:t>
-      </w:r>
-    </w:p>
-    <w:p>
-      <w:pPr>
-        <w:spacing w:before="0" w:after="40"/>
-        <w:ind w:left="720" w:hanging="240"/>
-      </w:pPr>
-      <w:r>
-        <w:rPr>
-          <w:rFonts w:ascii="Arial" w:hAnsi="Arial" w:eastAsia="Arial" w:cs="Arial"/>
-          <w:b w:val="0"/>
-          <w:color w:val="000000"/>
-          <w:sz w:val="20"/>
-          <w:u w:val="none"/>
-        </w:rPr>
-        <w:t>2. Report authority cache for the (user, target report) pair is cleared (cold cache) before the test.</w:t>
-      </w:r>
-    </w:p>
-    <w:p>
-      <w:pPr>
-        <w:spacing w:before="0" w:after="40"/>
-        <w:ind w:left="720" w:hanging="240"/>
-      </w:pPr>
-      <w:r>
-        <w:rPr>
-          <w:rFonts w:ascii="Arial" w:hAnsi="Arial" w:eastAsia="Arial" w:cs="Arial"/>
-          <w:b w:val="0"/>
-          <w:color w:val="000000"/>
-          <w:sz w:val="20"/>
-          <w:u w:val="none"/>
-        </w:rPr>
-        <w:t>3. Browser DevTools Network panel is open to capture the reports/view request.</w:t>
+        <w:t>1. A non-admin HQ user with about 2800 visible outlets and a cold cache is available.</w:t>
       </w:r>
     </w:p>
     <w:p>
@@ -2327,7 +2292,7 @@
     <w:p>
       <w:pPr>
         <w:spacing w:before="0" w:after="40"/>
-        <w:ind w:left="720" w:hanging="240"/>
+        <w:ind w:left="360" w:hanging="240"/>
       </w:pPr>
       <w:r>
         <w:rPr>
@@ -2337,13 +2302,13 @@
           <w:sz w:val="20"/>
           <w:u w:val="none"/>
         </w:rPr>
-        <w:t>1. Log in as the non-admin user with a small outlet set.</w:t>
+        <w:t>1. Clear the authority cache rows for (user, report).</w:t>
       </w:r>
     </w:p>
     <w:p>
       <w:pPr>
         <w:spacing w:before="0" w:after="40"/>
-        <w:ind w:left="720" w:hanging="240"/>
+        <w:ind w:left="360" w:hanging="240"/>
       </w:pPr>
       <w:r>
         <w:rPr>
@@ -2353,13 +2318,13 @@
           <w:sz w:val="20"/>
           <w:u w:val="none"/>
         </w:rPr>
-        <w:t>2. From Report Console, open any report (URL path report/reports/view/...).</w:t>
+        <w:t>2. Open the target report from Report Console.</w:t>
       </w:r>
     </w:p>
     <w:p>
       <w:pPr>
         <w:spacing w:before="0" w:after="40"/>
-        <w:ind w:left="720" w:hanging="240"/>
+        <w:ind w:left="360" w:hanging="240"/>
       </w:pPr>
       <w:r>
         <w:rPr>
@@ -2369,23 +2334,7 @@
           <w:sz w:val="20"/>
           <w:u w:val="none"/>
         </w:rPr>
-        <w:t>3. In browser DevTools Network, capture Waiting / TTFB for the reports/view document request.</w:t>
-      </w:r>
-    </w:p>
-    <w:p>
-      <w:pPr>
-        <w:spacing w:before="0" w:after="40"/>
-        <w:ind w:left="720" w:hanging="240"/>
-      </w:pPr>
-      <w:r>
-        <w:rPr>
-          <w:rFonts w:ascii="Arial" w:hAnsi="Arial" w:eastAsia="Arial" w:cs="Arial"/>
-          <w:b w:val="0"/>
-          <w:color w:val="000000"/>
-          <w:sz w:val="20"/>
-          <w:u w:val="none"/>
-        </w:rPr>
-        <w:t>4. Verify the view page returns and the per-outlet cache rows are written for the small outlet set.</w:t>
+        <w:t>3. Monitor the insert statements executed while the cache is built.</w:t>
       </w:r>
     </w:p>
     <w:p>
@@ -2406,7 +2355,7 @@
     <w:p>
       <w:pPr>
         <w:spacing w:before="0" w:after="40"/>
-        <w:ind w:left="720" w:hanging="240"/>
+        <w:ind w:left="360" w:hanging="240"/>
       </w:pPr>
       <w:r>
         <w:rPr>
@@ -2416,7 +2365,7 @@
           <w:sz w:val="20"/>
           <w:u w:val="none"/>
         </w:rPr>
-        <w:t>1. First open for a small outlet set is fast enough to mask the issue; the multi-minute delay is only visible on large HQ outlet sets.</w:t>
+        <w:t>1. Before the fix cache rows are inserted one outlet at a time as each ACL miss is evaluated, extending the first-load wait.</w:t>
       </w:r>
     </w:p>
     <w:p>
@@ -2437,7 +2386,7 @@
     <w:p>
       <w:pPr>
         <w:spacing w:before="0" w:after="40"/>
-        <w:ind w:left="720" w:hanging="240"/>
+        <w:ind w:left="360" w:hanging="240"/>
       </w:pPr>
       <w:r>
         <w:rPr>
@@ -2447,13 +2396,13 @@
           <w:sz w:val="20"/>
           <w:u w:val="none"/>
         </w:rPr>
-        <w:t>1. First open returns quickly (no regression for small outlet sets).</w:t>
+        <w:t>1. After the fix the missing cache rows are inserted in chunks (for example 500 rows per chunk).</w:t>
       </w:r>
     </w:p>
     <w:p>
       <w:pPr>
         <w:spacing w:before="0" w:after="40"/>
-        <w:ind w:left="720" w:hanging="240"/>
+        <w:ind w:left="360" w:hanging="240"/>
       </w:pPr>
       <w:r>
         <w:rPr>
@@ -2463,13 +2412,13 @@
           <w:sz w:val="20"/>
           <w:u w:val="none"/>
         </w:rPr>
-        <w:t>2. Per-outlet cache rows are written for the small outlet set.</w:t>
+        <w:t>2. All expected cache rows exist after the build completes and the viewer page returns within a few seconds.</w:t>
       </w:r>
     </w:p>
     <w:p>
       <w:pPr>
         <w:spacing w:before="0" w:after="40"/>
-        <w:ind w:left="720" w:hanging="240"/>
+        <w:ind w:left="360" w:hanging="240"/>
       </w:pPr>
       <w:r>
         <w:rPr>
@@ -2494,7 +2443,7 @@
           <w:sz w:val="22"/>
           <w:u w:val="none"/>
         </w:rPr>
-        <w:t>1.4. Administrator User - Cold Cache (Negative Test)</w:t>
+        <w:t>2.3. Verify missing cache rows are still treated as no access in the OutletList</w:t>
       </w:r>
     </w:p>
     <w:p>
@@ -2515,7 +2464,7 @@
     <w:p>
       <w:pPr>
         <w:spacing w:before="0" w:after="40"/>
-        <w:ind w:left="720" w:hanging="240"/>
+        <w:ind w:left="360" w:hanging="240"/>
       </w:pPr>
       <w:r>
         <w:rPr>
@@ -2525,55 +2474,7 @@
           <w:sz w:val="20"/>
           <w:u w:val="none"/>
         </w:rPr>
-        <w:t>1. An Administrator user (user_role = a) is configured.</w:t>
-      </w:r>
-    </w:p>
-    <w:p>
-      <w:pPr>
-        <w:spacing w:before="0" w:after="40"/>
-        <w:ind w:left="720" w:hanging="240"/>
-      </w:pPr>
-      <w:r>
-        <w:rPr>
-          <w:rFonts w:ascii="Arial" w:hAnsi="Arial" w:eastAsia="Arial" w:cs="Arial"/>
-          <w:b w:val="0"/>
-          <w:color w:val="000000"/>
-          <w:sz w:val="20"/>
-          <w:u w:val="none"/>
-        </w:rPr>
-        <w:t>2. Report authority cache for the (admin, target report) pair is cleared (cold cache) before the test.</w:t>
-      </w:r>
-    </w:p>
-    <w:p>
-      <w:pPr>
-        <w:spacing w:before="0" w:after="40"/>
-        <w:ind w:left="720" w:hanging="240"/>
-      </w:pPr>
-      <w:r>
-        <w:rPr>
-          <w:rFonts w:ascii="Arial" w:hAnsi="Arial" w:eastAsia="Arial" w:cs="Arial"/>
-          <w:b w:val="0"/>
-          <w:color w:val="000000"/>
-          <w:sz w:val="20"/>
-          <w:u w:val="none"/>
-        </w:rPr>
-        <w:t>3. Browser DevTools Network panel is open to capture the reports/view request.</w:t>
-      </w:r>
-    </w:p>
-    <w:p>
-      <w:pPr>
-        <w:spacing w:before="0" w:after="40"/>
-        <w:ind w:left="720" w:hanging="240"/>
-      </w:pPr>
-      <w:r>
-        <w:rPr>
-          <w:rFonts w:ascii="Arial" w:hAnsi="Arial" w:eastAsia="Arial" w:cs="Arial"/>
-          <w:b w:val="0"/>
-          <w:color w:val="000000"/>
-          <w:sz w:val="20"/>
-          <w:u w:val="none"/>
-        </w:rPr>
-        <w:t>4. Confirm admin does NOT reproduce the multi-minute delay (admin skips heavy per-outlet authority evaluation).</w:t>
+        <w:t>1. A non-admin user opens a report for which the authority cache is intentionally incomplete for one or more outlets.</w:t>
       </w:r>
     </w:p>
     <w:p>
@@ -2594,7 +2495,7 @@
     <w:p>
       <w:pPr>
         <w:spacing w:before="0" w:after="40"/>
-        <w:ind w:left="720" w:hanging="240"/>
+        <w:ind w:left="360" w:hanging="240"/>
       </w:pPr>
       <w:r>
         <w:rPr>
@@ -2604,13 +2505,13 @@
           <w:sz w:val="20"/>
           <w:u w:val="none"/>
         </w:rPr>
-        <w:t>1. Log in as the Administrator user.</w:t>
+        <w:t>1. Open the target report and let the BIRT OutletList load.</w:t>
       </w:r>
     </w:p>
     <w:p>
       <w:pPr>
         <w:spacing w:before="0" w:after="40"/>
-        <w:ind w:left="720" w:hanging="240"/>
+        <w:ind w:left="360" w:hanging="240"/>
       </w:pPr>
       <w:r>
         <w:rPr>
@@ -2620,39 +2521,7 @@
           <w:sz w:val="20"/>
           <w:u w:val="none"/>
         </w:rPr>
-        <w:t>2. From Report Console, open any report (URL path report/reports/view/...).</w:t>
-      </w:r>
-    </w:p>
-    <w:p>
-      <w:pPr>
-        <w:spacing w:before="0" w:after="40"/>
-        <w:ind w:left="720" w:hanging="240"/>
-      </w:pPr>
-      <w:r>
-        <w:rPr>
-          <w:rFonts w:ascii="Arial" w:hAnsi="Arial" w:eastAsia="Arial" w:cs="Arial"/>
-          <w:b w:val="0"/>
-          <w:color w:val="000000"/>
-          <w:sz w:val="20"/>
-          <w:u w:val="none"/>
-        </w:rPr>
-        <w:t>3. In browser DevTools Network, capture Waiting / TTFB for the reports/view document request.</w:t>
-      </w:r>
-    </w:p>
-    <w:p>
-      <w:pPr>
-        <w:spacing w:before="0" w:after="40"/>
-        <w:ind w:left="720" w:hanging="240"/>
-      </w:pPr>
-      <w:r>
-        <w:rPr>
-          <w:rFonts w:ascii="Arial" w:hAnsi="Arial" w:eastAsia="Arial" w:cs="Arial"/>
-          <w:b w:val="0"/>
-          <w:color w:val="000000"/>
-          <w:sz w:val="20"/>
-          <w:u w:val="none"/>
-        </w:rPr>
-        <w:t>4. Verify the admin path uses the fast-path allow-all and does not run the heavy per-outlet authority evaluation.</w:t>
+        <w:t>2. Check whether outlets without an authority cache row are offered.</w:t>
       </w:r>
     </w:p>
     <w:p>
@@ -2673,7 +2542,7 @@
     <w:p>
       <w:pPr>
         <w:spacing w:before="0" w:after="40"/>
-        <w:ind w:left="720" w:hanging="240"/>
+        <w:ind w:left="360" w:hanging="240"/>
       </w:pPr>
       <w:r>
         <w:rPr>
@@ -2683,7 +2552,7 @@
           <w:sz w:val="20"/>
           <w:u w:val="none"/>
         </w:rPr>
-        <w:t>1. Admin first open returns quickly even before the fix (admin skips the heavy per-outlet authority evaluation), so the extreme wait is not reproducible for admin.</w:t>
+        <w:t>1. Before and after the fix, outlets without a cache row are not available in the OutletList (missing row = no access).</w:t>
       </w:r>
     </w:p>
     <w:p>
@@ -2704,7 +2573,7 @@
     <w:p>
       <w:pPr>
         <w:spacing w:before="0" w:after="40"/>
-        <w:ind w:left="720" w:hanging="240"/>
+        <w:ind w:left="360" w:hanging="240"/>
       </w:pPr>
       <w:r>
         <w:rPr>
@@ -2714,13 +2583,13 @@
           <w:sz w:val="20"/>
           <w:u w:val="none"/>
         </w:rPr>
-        <w:t>1. Admin path continues to use the fast-path allow-all and returns quickly.</w:t>
+        <w:t>1. The no-access rule for missing cache rows is unchanged after the fix.</w:t>
       </w:r>
     </w:p>
     <w:p>
       <w:pPr>
         <w:spacing w:before="0" w:after="40"/>
-        <w:ind w:left="720" w:hanging="240"/>
+        <w:ind w:left="360" w:hanging="240"/>
       </w:pPr>
       <w:r>
         <w:rPr>
@@ -2730,13 +2599,13 @@
           <w:sz w:val="20"/>
           <w:u w:val="none"/>
         </w:rPr>
-        <w:t>2. No regression is introduced for admin users.</w:t>
+        <w:t>2. The complete cache build guarantees authorized outlets are not lost; unauthorized outlets remain unavailable.</w:t>
       </w:r>
     </w:p>
     <w:p>
       <w:pPr>
         <w:spacing w:before="0" w:after="40"/>
-        <w:ind w:left="720" w:hanging="240"/>
+        <w:ind w:left="360" w:hanging="240"/>
       </w:pPr>
       <w:r>
         <w:rPr>
@@ -2761,7 +2630,7 @@
           <w:sz w:val="24"/>
           <w:u w:val="none"/>
         </w:rPr>
-        <w:t>2. Cache Correctness Verification</w:t>
+        <w:t>3. Report Access Rule Integrity</w:t>
       </w:r>
     </w:p>
     <w:p>
@@ -2776,7 +2645,7 @@
           <w:sz w:val="22"/>
           <w:u w:val="none"/>
         </w:rPr>
-        <w:t>2.1. Full Per-Outlet Cache Written Before BIRT Runs</w:t>
+        <w:t>3.1. Verify non-admin memoized ACL checks return the same authorities as before optimization</w:t>
       </w:r>
     </w:p>
     <w:p>
@@ -2797,7 +2666,7 @@
     <w:p>
       <w:pPr>
         <w:spacing w:before="0" w:after="40"/>
-        <w:ind w:left="720" w:hanging="240"/>
+        <w:ind w:left="360" w:hanging="240"/>
       </w:pPr>
       <w:r>
         <w:rPr>
@@ -2807,39 +2676,7 @@
           <w:sz w:val="20"/>
           <w:u w:val="none"/>
         </w:rPr>
-        <w:t>1. A non-admin HQ user with a large outlet set (e.g. ~2800 outlets) is configured.</w:t>
-      </w:r>
-    </w:p>
-    <w:p>
-      <w:pPr>
-        <w:spacing w:before="0" w:after="40"/>
-        <w:ind w:left="720" w:hanging="240"/>
-      </w:pPr>
-      <w:r>
-        <w:rPr>
-          <w:rFonts w:ascii="Arial" w:hAnsi="Arial" w:eastAsia="Arial" w:cs="Arial"/>
-          <w:b w:val="0"/>
-          <w:color w:val="000000"/>
-          <w:sz w:val="20"/>
-          <w:u w:val="none"/>
-        </w:rPr>
-        <w:t>2. Report authority cache for the (user, target report) pair is cleared (cold cache) before the test.</w:t>
-      </w:r>
-    </w:p>
-    <w:p>
-      <w:pPr>
-        <w:spacing w:before="0" w:after="40"/>
-        <w:ind w:left="720" w:hanging="240"/>
-      </w:pPr>
-      <w:r>
-        <w:rPr>
-          <w:rFonts w:ascii="Arial" w:hAnsi="Arial" w:eastAsia="Arial" w:cs="Arial"/>
-          <w:b w:val="0"/>
-          <w:color w:val="000000"/>
-          <w:sz w:val="20"/>
-          <w:u w:val="none"/>
-        </w:rPr>
-        <w:t>3. Capture the expected list of outlets visible to the user for the target report.</w:t>
+        <w:t>1. A non-admin user is authorized for some outlets and not authorized for other outlets on the target report.</w:t>
       </w:r>
     </w:p>
     <w:p>
@@ -2860,7 +2697,7 @@
     <w:p>
       <w:pPr>
         <w:spacing w:before="0" w:after="40"/>
-        <w:ind w:left="720" w:hanging="240"/>
+        <w:ind w:left="360" w:hanging="240"/>
       </w:pPr>
       <w:r>
         <w:rPr>
@@ -2870,13 +2707,13 @@
           <w:sz w:val="20"/>
           <w:u w:val="none"/>
         </w:rPr>
-        <w:t>1. Log in as the non-admin HQ user.</w:t>
+        <w:t>1. Clear the authority cache for (user, report).</w:t>
       </w:r>
     </w:p>
     <w:p>
       <w:pPr>
         <w:spacing w:before="0" w:after="40"/>
-        <w:ind w:left="720" w:hanging="240"/>
+        <w:ind w:left="360" w:hanging="240"/>
       </w:pPr>
       <w:r>
         <w:rPr>
@@ -2886,13 +2723,13 @@
           <w:sz w:val="20"/>
           <w:u w:val="none"/>
         </w:rPr>
-        <w:t>2. From Report Console, open the target report.</w:t>
+        <w:t>2. Open the report and let the cache build.</w:t>
       </w:r>
     </w:p>
     <w:p>
       <w:pPr>
         <w:spacing w:before="0" w:after="40"/>
-        <w:ind w:left="720" w:hanging="240"/>
+        <w:ind w:left="360" w:hanging="240"/>
       </w:pPr>
       <w:r>
         <w:rPr>
@@ -2902,55 +2739,7 @@
           <w:sz w:val="20"/>
           <w:u w:val="none"/>
         </w:rPr>
-        <w:t>3. Wait for the view page to return.</w:t>
-      </w:r>
-    </w:p>
-    <w:p>
-      <w:pPr>
-        <w:spacing w:before="0" w:after="40"/>
-        <w:ind w:left="720" w:hanging="240"/>
-      </w:pPr>
-      <w:r>
-        <w:rPr>
-          <w:rFonts w:ascii="Arial" w:hAnsi="Arial" w:eastAsia="Arial" w:cs="Arial"/>
-          <w:b w:val="0"/>
-          <w:color w:val="000000"/>
-          <w:sz w:val="20"/>
-          <w:u w:val="none"/>
-        </w:rPr>
-        <w:t>4. Inspect the report authority cache table for the (user, report) pair.</w:t>
-      </w:r>
-    </w:p>
-    <w:p>
-      <w:pPr>
-        <w:spacing w:before="0" w:after="40"/>
-        <w:ind w:left="720" w:hanging="240"/>
-      </w:pPr>
-      <w:r>
-        <w:rPr>
-          <w:rFonts w:ascii="Arial" w:hAnsi="Arial" w:eastAsia="Arial" w:cs="Arial"/>
-          <w:b w:val="0"/>
-          <w:color w:val="000000"/>
-          <w:sz w:val="20"/>
-          <w:u w:val="none"/>
-        </w:rPr>
-        <w:t>5. Verify cache rows exist for every outlet visible to the user for that report.</w:t>
-      </w:r>
-    </w:p>
-    <w:p>
-      <w:pPr>
-        <w:spacing w:before="0" w:after="40"/>
-        <w:ind w:left="720" w:hanging="240"/>
-      </w:pPr>
-      <w:r>
-        <w:rPr>
-          <w:rFonts w:ascii="Arial" w:hAnsi="Arial" w:eastAsia="Arial" w:cs="Arial"/>
-          <w:b w:val="0"/>
-          <w:color w:val="000000"/>
-          <w:sz w:val="20"/>
-          <w:u w:val="none"/>
-        </w:rPr>
-        <w:t>6. Verify the BIRT OutletList matches the list of cached outlets (missing rows still treated as no access).</w:t>
+        <w:t>3. Compare the cache results and OutletList with the report authorities configured for the user.</w:t>
       </w:r>
     </w:p>
     <w:p>
@@ -2971,7 +2760,7 @@
     <w:p>
       <w:pPr>
         <w:spacing w:before="0" w:after="40"/>
-        <w:ind w:left="720" w:hanging="240"/>
+        <w:ind w:left="360" w:hanging="240"/>
       </w:pPr>
       <w:r>
         <w:rPr>
@@ -2981,23 +2770,7 @@
           <w:sz w:val="20"/>
           <w:u w:val="none"/>
         </w:rPr>
-        <w:t>1. The cold path eventually writes all per-outlet cache rows after the multi-minute wait, but the wait blocks the BIRT engine.</w:t>
-      </w:r>
-    </w:p>
-    <w:p>
-      <w:pPr>
-        <w:spacing w:before="0" w:after="40"/>
-        <w:ind w:left="720" w:hanging="240"/>
-      </w:pPr>
-      <w:r>
-        <w:rPr>
-          <w:rFonts w:ascii="Arial" w:hAnsi="Arial" w:eastAsia="Arial" w:cs="Arial"/>
-          <w:b w:val="0"/>
-          <w:color w:val="000000"/>
-          <w:sz w:val="20"/>
-          <w:u w:val="none"/>
-        </w:rPr>
-        <w:t>2. If only selected shops were cached, BIRT OutletList would incorrectly treat uncached outlets as no access.</w:t>
+        <w:t>1. On the unfixed build the same authority result is reached through repeated per-outlet SQL evaluation.</w:t>
       </w:r>
     </w:p>
     <w:p>
@@ -3018,7 +2791,7 @@
     <w:p>
       <w:pPr>
         <w:spacing w:before="0" w:after="40"/>
-        <w:ind w:left="720" w:hanging="240"/>
+        <w:ind w:left="360" w:hanging="240"/>
       </w:pPr>
       <w:r>
         <w:rPr>
@@ -3028,13 +2801,13 @@
           <w:sz w:val="20"/>
           <w:u w:val="none"/>
         </w:rPr>
-        <w:t>1. The full per-outlet cache is written before BIRT runs (no shortcuts that only cache selected shops).</w:t>
+        <w:t>1. After the fix the memoized ACL checks produce exactly the same allow/deny result per outlet as the previous per-outlet evaluation.</w:t>
       </w:r>
     </w:p>
     <w:p>
       <w:pPr>
         <w:spacing w:before="0" w:after="40"/>
-        <w:ind w:left="720" w:hanging="240"/>
+        <w:ind w:left="360" w:hanging="240"/>
       </w:pPr>
       <w:r>
         <w:rPr>
@@ -3044,13 +2817,13 @@
           <w:sz w:val="20"/>
           <w:u w:val="none"/>
         </w:rPr>
-        <w:t>2. BIRT OutletList matches the list of cached outlets; missing rows are still treated as no access.</w:t>
+        <w:t>2. Authorized outlets are present and unauthorized outlets are absent from the OutletList.</w:t>
       </w:r>
     </w:p>
     <w:p>
       <w:pPr>
         <w:spacing w:before="0" w:after="40"/>
-        <w:ind w:left="720" w:hanging="240"/>
+        <w:ind w:left="360" w:hanging="240"/>
       </w:pPr>
       <w:r>
         <w:rPr>
@@ -3075,7 +2848,7 @@
           <w:sz w:val="22"/>
           <w:u w:val="none"/>
         </w:rPr>
-        <w:t>2.2. Cache Hit vs Miss Behavior - Cold Path Returns Early When All Outlets Already Cached</w:t>
+        <w:t>3.2. Verify the Administrator fast path is unchanged</w:t>
       </w:r>
     </w:p>
     <w:p>
@@ -3096,7 +2869,7 @@
     <w:p>
       <w:pPr>
         <w:spacing w:before="0" w:after="40"/>
-        <w:ind w:left="720" w:hanging="240"/>
+        <w:ind w:left="360" w:hanging="240"/>
       </w:pPr>
       <w:r>
         <w:rPr>
@@ -3106,23 +2879,7 @@
           <w:sz w:val="20"/>
           <w:u w:val="none"/>
         </w:rPr>
-        <w:t>1. A non-admin HQ user with a large outlet set (e.g. ~2800 outlets) is configured.</w:t>
-      </w:r>
-    </w:p>
-    <w:p>
-      <w:pPr>
-        <w:spacing w:before="0" w:after="40"/>
-        <w:ind w:left="720" w:hanging="240"/>
-      </w:pPr>
-      <w:r>
-        <w:rPr>
-          <w:rFonts w:ascii="Arial" w:hAnsi="Arial" w:eastAsia="Arial" w:cs="Arial"/>
-          <w:b w:val="0"/>
-          <w:color w:val="000000"/>
-          <w:sz w:val="20"/>
-          <w:u w:val="none"/>
-        </w:rPr>
-        <w:t>2. Report authority cache for the (user, target report) pair is partially populated (some outlets cached, some not).</w:t>
+        <w:t>1. An Administrator account for the same large-outlet HQ environment is available.</w:t>
       </w:r>
     </w:p>
     <w:p>
@@ -3143,7 +2900,7 @@
     <w:p>
       <w:pPr>
         <w:spacing w:before="0" w:after="40"/>
-        <w:ind w:left="720" w:hanging="240"/>
+        <w:ind w:left="360" w:hanging="240"/>
       </w:pPr>
       <w:r>
         <w:rPr>
@@ -3153,13 +2910,13 @@
           <w:sz w:val="20"/>
           <w:u w:val="none"/>
         </w:rPr>
-        <w:t>1. Log in as the non-admin HQ user.</w:t>
+        <w:t>1. Log in as the Administrator.</w:t>
       </w:r>
     </w:p>
     <w:p>
       <w:pPr>
         <w:spacing w:before="0" w:after="40"/>
-        <w:ind w:left="720" w:hanging="240"/>
+        <w:ind w:left="360" w:hanging="240"/>
       </w:pPr>
       <w:r>
         <w:rPr>
@@ -3169,13 +2926,13 @@
           <w:sz w:val="20"/>
           <w:u w:val="none"/>
         </w:rPr>
-        <w:t>2. From Report Console, open the target report.</w:t>
+        <w:t>2. Open the target report from Report Console.</w:t>
       </w:r>
     </w:p>
     <w:p>
       <w:pPr>
         <w:spacing w:before="0" w:after="40"/>
-        <w:ind w:left="720" w:hanging="240"/>
+        <w:ind w:left="360" w:hanging="240"/>
       </w:pPr>
       <w:r>
         <w:rPr>
@@ -3185,39 +2942,7 @@
           <w:sz w:val="20"/>
           <w:u w:val="none"/>
         </w:rPr>
-        <w:t>3. In browser DevTools Network, capture Waiting / TTFB for the reports/view document request.</w:t>
-      </w:r>
-    </w:p>
-    <w:p>
-      <w:pPr>
-        <w:spacing w:before="0" w:after="40"/>
-        <w:ind w:left="720" w:hanging="240"/>
-      </w:pPr>
-      <w:r>
-        <w:rPr>
-          <w:rFonts w:ascii="Arial" w:hAnsi="Arial" w:eastAsia="Arial" w:cs="Arial"/>
-          <w:b w:val="0"/>
-          <w:color w:val="000000"/>
-          <w:sz w:val="20"/>
-          <w:u w:val="none"/>
-        </w:rPr>
-        <w:t>4. Verify the batch-load path returns early when all outlets are already cached (warm path).</w:t>
-      </w:r>
-    </w:p>
-    <w:p>
-      <w:pPr>
-        <w:spacing w:before="0" w:after="40"/>
-        <w:ind w:left="720" w:hanging="240"/>
-      </w:pPr>
-      <w:r>
-        <w:rPr>
-          <w:rFonts w:ascii="Arial" w:hAnsi="Arial" w:eastAsia="Arial" w:cs="Arial"/>
-          <w:b w:val="0"/>
-          <w:color w:val="000000"/>
-          <w:sz w:val="20"/>
-          <w:u w:val="none"/>
-        </w:rPr>
-        <w:t>5. For the partially cached state, verify only the missing outlets are evaluated and the rest are reused.</w:t>
+        <w:t>3. Check Waiting / TTFB for the reports/view request and the resulting OutletList.</w:t>
       </w:r>
     </w:p>
     <w:p>
@@ -3238,7 +2963,7 @@
     <w:p>
       <w:pPr>
         <w:spacing w:before="0" w:after="40"/>
-        <w:ind w:left="720" w:hanging="240"/>
+        <w:ind w:left="360" w:hanging="240"/>
       </w:pPr>
       <w:r>
         <w:rPr>
@@ -3248,23 +2973,7 @@
           <w:sz w:val="20"/>
           <w:u w:val="none"/>
         </w:rPr>
-        <w:t>1. Without batch-load, every outlet is re-evaluated on each open even if some are already cached.</w:t>
-      </w:r>
-    </w:p>
-    <w:p>
-      <w:pPr>
-        <w:spacing w:before="0" w:after="40"/>
-        <w:ind w:left="720" w:hanging="240"/>
-      </w:pPr>
-      <w:r>
-        <w:rPr>
-          <w:rFonts w:ascii="Arial" w:hAnsi="Arial" w:eastAsia="Arial" w:cs="Arial"/>
-          <w:b w:val="0"/>
-          <w:color w:val="000000"/>
-          <w:sz w:val="20"/>
-          <w:u w:val="none"/>
-        </w:rPr>
-        <w:t>2. Partial cache state still triggers per-outlet SQL evaluation for already-cached outlets.</w:t>
+        <w:t>1. The Administrator never reproduced the multi-minute delay because the heavy per-outlet evaluation is skipped.</w:t>
       </w:r>
     </w:p>
     <w:p>
@@ -3285,7 +2994,7 @@
     <w:p>
       <w:pPr>
         <w:spacing w:before="0" w:after="40"/>
-        <w:ind w:left="720" w:hanging="240"/>
+        <w:ind w:left="360" w:hanging="240"/>
       </w:pPr>
       <w:r>
         <w:rPr>
@@ -3295,13 +3004,13 @@
           <w:sz w:val="20"/>
           <w:u w:val="none"/>
         </w:rPr>
-        <w:t>1. Batch-load up front returns early when all outlets are already cached.</w:t>
+        <w:t>1. After the fix the Administrator still uses the allow-all fast path and the viewer opens quickly.</w:t>
       </w:r>
     </w:p>
     <w:p>
       <w:pPr>
         <w:spacing w:before="0" w:after="40"/>
-        <w:ind w:left="720" w:hanging="240"/>
+        <w:ind w:left="360" w:hanging="240"/>
       </w:pPr>
       <w:r>
         <w:rPr>
@@ -3311,13 +3020,13 @@
           <w:sz w:val="20"/>
           <w:u w:val="none"/>
         </w:rPr>
-        <w:t>2. Partial cache state only evaluates missing outlets; cached outlets are reused.</w:t>
+        <w:t>2. Administrator access to all outlets in the OutletList is unchanged.</w:t>
       </w:r>
     </w:p>
     <w:p>
       <w:pPr>
         <w:spacing w:before="0" w:after="40"/>
-        <w:ind w:left="720" w:hanging="240"/>
+        <w:ind w:left="360" w:hanging="240"/>
       </w:pPr>
       <w:r>
         <w:rPr>
@@ -3342,7 +3051,7 @@
           <w:sz w:val="22"/>
           <w:u w:val="none"/>
         </w:rPr>
-        <w:t>2.3. Report Access Rules and Outlet List Unchanged</w:t>
+        <w:t>3.3. Verify report content after the viewer opens is unchanged</w:t>
       </w:r>
     </w:p>
     <w:p>
@@ -3363,7 +3072,7 @@
     <w:p>
       <w:pPr>
         <w:spacing w:before="0" w:after="40"/>
-        <w:ind w:left="720" w:hanging="240"/>
+        <w:ind w:left="360" w:hanging="240"/>
       </w:pPr>
       <w:r>
         <w:rPr>
@@ -3373,39 +3082,7 @@
           <w:sz w:val="20"/>
           <w:u w:val="none"/>
         </w:rPr>
-        <w:t>1. A non-admin HQ user with a large outlet set is configured.</w:t>
-      </w:r>
-    </w:p>
-    <w:p>
-      <w:pPr>
-        <w:spacing w:before="0" w:after="40"/>
-        <w:ind w:left="720" w:hanging="240"/>
-      </w:pPr>
-      <w:r>
-        <w:rPr>
-          <w:rFonts w:ascii="Arial" w:hAnsi="Arial" w:eastAsia="Arial" w:cs="Arial"/>
-          <w:b w:val="0"/>
-          <w:color w:val="000000"/>
-          <w:sz w:val="20"/>
-          <w:u w:val="none"/>
-        </w:rPr>
-        <w:t>2. Capture the expected outlet list and access rules for the target report before applying the fix.</w:t>
-      </w:r>
-    </w:p>
-    <w:p>
-      <w:pPr>
-        <w:spacing w:before="0" w:after="40"/>
-        <w:ind w:left="720" w:hanging="240"/>
-      </w:pPr>
-      <w:r>
-        <w:rPr>
-          <w:rFonts w:ascii="Arial" w:hAnsi="Arial" w:eastAsia="Arial" w:cs="Arial"/>
-          <w:b w:val="0"/>
-          <w:color w:val="000000"/>
-          <w:sz w:val="20"/>
-          <w:u w:val="none"/>
-        </w:rPr>
-        <w:t>3. Clear the (user, report) authority cache before each run.</w:t>
+        <w:t>1. A non-admin user with known report authorities and known report data exists.</w:t>
       </w:r>
     </w:p>
     <w:p>
@@ -3426,7 +3103,7 @@
     <w:p>
       <w:pPr>
         <w:spacing w:before="0" w:after="40"/>
-        <w:ind w:left="720" w:hanging="240"/>
+        <w:ind w:left="360" w:hanging="240"/>
       </w:pPr>
       <w:r>
         <w:rPr>
@@ -3436,13 +3113,13 @@
           <w:sz w:val="20"/>
           <w:u w:val="none"/>
         </w:rPr>
-        <w:t>1. Open the target report before the fix and capture the outlet list shown in the BIRT report.</w:t>
+        <w:t>1. Open the target report from Report Console after the cache has been built.</w:t>
       </w:r>
     </w:p>
     <w:p>
       <w:pPr>
         <w:spacing w:before="0" w:after="40"/>
-        <w:ind w:left="720" w:hanging="240"/>
+        <w:ind w:left="360" w:hanging="240"/>
       </w:pPr>
       <w:r>
         <w:rPr>
@@ -3452,13 +3129,13 @@
           <w:sz w:val="20"/>
           <w:u w:val="none"/>
         </w:rPr>
-        <w:t>2. Apply the fix and clear the cache.</w:t>
+        <w:t>2. Select report parameters and run the report.</w:t>
       </w:r>
     </w:p>
     <w:p>
       <w:pPr>
         <w:spacing w:before="0" w:after="40"/>
-        <w:ind w:left="720" w:hanging="240"/>
+        <w:ind w:left="360" w:hanging="240"/>
       </w:pPr>
       <w:r>
         <w:rPr>
@@ -3468,39 +3145,7 @@
           <w:sz w:val="20"/>
           <w:u w:val="none"/>
         </w:rPr>
-        <w:t>3. Open the target report again and capture the outlet list.</w:t>
-      </w:r>
-    </w:p>
-    <w:p>
-      <w:pPr>
-        <w:spacing w:before="0" w:after="40"/>
-        <w:ind w:left="720" w:hanging="240"/>
-      </w:pPr>
-      <w:r>
-        <w:rPr>
-          <w:rFonts w:ascii="Arial" w:hAnsi="Arial" w:eastAsia="Arial" w:cs="Arial"/>
-          <w:b w:val="0"/>
-          <w:color w:val="000000"/>
-          <w:sz w:val="20"/>
-          <w:u w:val="none"/>
-        </w:rPr>
-        <w:t>4. Compare the two outlet lists and verify they match exactly.</w:t>
-      </w:r>
-    </w:p>
-    <w:p>
-      <w:pPr>
-        <w:spacing w:before="0" w:after="40"/>
-        <w:ind w:left="720" w:hanging="240"/>
-      </w:pPr>
-      <w:r>
-        <w:rPr>
-          <w:rFonts w:ascii="Arial" w:hAnsi="Arial" w:eastAsia="Arial" w:cs="Arial"/>
-          <w:b w:val="0"/>
-          <w:color w:val="000000"/>
-          <w:sz w:val="20"/>
-          <w:u w:val="none"/>
-        </w:rPr>
-        <w:t>5. Verify report access rules (allow/deny per outlet) are unchanged.</w:t>
+        <w:t>3. Compare the displayed report data with the data produced before the optimization.</w:t>
       </w:r>
     </w:p>
     <w:p>
@@ -3521,7 +3166,7 @@
     <w:p>
       <w:pPr>
         <w:spacing w:before="0" w:after="40"/>
-        <w:ind w:left="720" w:hanging="240"/>
+        <w:ind w:left="360" w:hanging="240"/>
       </w:pPr>
       <w:r>
         <w:rPr>
@@ -3531,7 +3176,7 @@
           <w:sz w:val="20"/>
           <w:u w:val="none"/>
         </w:rPr>
-        <w:t>1. Before the fix, the outlet list and access rules are correct but slow to compute.</w:t>
+        <w:t>1. Before the fix the report data itself was correct; only the first viewer load was slow.</w:t>
       </w:r>
     </w:p>
     <w:p>
@@ -3552,7 +3197,7 @@
     <w:p>
       <w:pPr>
         <w:spacing w:before="0" w:after="40"/>
-        <w:ind w:left="720" w:hanging="240"/>
+        <w:ind w:left="360" w:hanging="240"/>
       </w:pPr>
       <w:r>
         <w:rPr>
@@ -3562,13 +3207,13 @@
           <w:sz w:val="20"/>
           <w:u w:val="none"/>
         </w:rPr>
-        <w:t>1. The outlet list and access rules are unchanged after the optimization.</w:t>
+        <w:t>1. After the fix the report runs and displays exactly the same data as before the optimization.</w:t>
       </w:r>
     </w:p>
     <w:p>
       <w:pPr>
         <w:spacing w:before="0" w:after="40"/>
-        <w:ind w:left="720" w:hanging="240"/>
+        <w:ind w:left="360" w:hanging="240"/>
       </w:pPr>
       <w:r>
         <w:rPr>
@@ -3578,13 +3223,13 @@
           <w:sz w:val="20"/>
           <w:u w:val="none"/>
         </w:rPr>
-        <w:t>2. Missing cache rows are still treated as no access for the outlet list.</w:t>
+        <w:t>2. No report SQL, field or data change is introduced by the cache optimization.</w:t>
       </w:r>
     </w:p>
     <w:p>
       <w:pPr>
         <w:spacing w:before="0" w:after="40"/>
-        <w:ind w:left="720" w:hanging="240"/>
+        <w:ind w:left="360" w:hanging="240"/>
       </w:pPr>
       <w:r>
         <w:rPr>
@@ -3609,7 +3254,37 @@
           <w:sz w:val="24"/>
           <w:u w:val="none"/>
         </w:rPr>
-        <w:t>3. Regression Scope</w:t>
+        <w:t>4. Related Entries And Schedules</w:t>
+      </w:r>
+    </w:p>
+    <w:p>
+      <w:pPr>
+        <w:spacing w:before="120" w:after="60"/>
+      </w:pPr>
+      <w:r>
+        <w:rPr>
+          <w:rFonts w:ascii="Arial" w:hAnsi="Arial" w:eastAsia="Arial" w:cs="Arial"/>
+          <w:b/>
+          <w:color w:val="001EFF"/>
+          <w:sz w:val="22"/>
+          <w:u w:val="none"/>
+        </w:rPr>
+        <w:t>4.1. Open different reports for the same non-admin user builds cache independently per report</w:t>
+      </w:r>
+    </w:p>
+    <w:p>
+      <w:pPr>
+        <w:spacing w:before="0" w:after="80"/>
+      </w:pPr>
+      <w:r>
+        <w:rPr>
+          <w:rFonts w:ascii="Arial" w:hAnsi="Arial" w:eastAsia="Arial" w:cs="Arial"/>
+          <w:b/>
+          <w:color w:val="000000"/>
+          <w:sz w:val="20"/>
+          <w:u w:val="none"/>
+        </w:rPr>
+        <w:t>Prerequisite(s):</w:t>
       </w:r>
     </w:p>
     <w:p>
@@ -3625,7 +3300,22 @@
           <w:sz w:val="20"/>
           <w:u w:val="none"/>
         </w:rPr>
-        <w:t>• All reports opened from Report Console via report/reports/view for non-admin HQ users with large outlet sets (target reproduce path).</w:t>
+        <w:t>1. A non-admin HQ user has access to at least two reports and has no authority cache for either.</w:t>
+      </w:r>
+    </w:p>
+    <w:p>
+      <w:pPr>
+        <w:spacing w:before="0" w:after="80"/>
+      </w:pPr>
+      <w:r>
+        <w:rPr>
+          <w:rFonts w:ascii="Arial" w:hAnsi="Arial" w:eastAsia="Arial" w:cs="Arial"/>
+          <w:b/>
+          <w:color w:val="000000"/>
+          <w:sz w:val="20"/>
+          <w:u w:val="none"/>
+        </w:rPr>
+        <w:t>Step(s):</w:t>
       </w:r>
     </w:p>
     <w:p>
@@ -3641,7 +3331,7 @@
           <w:sz w:val="20"/>
           <w:u w:val="none"/>
         </w:rPr>
-        <w:t>• Warm path (cache already built) for the same reports and users to confirm no regression vs the previous warm-path level.</w:t>
+        <w:t>1. Clear the authority cache for both reports.</w:t>
       </w:r>
     </w:p>
     <w:p>
@@ -3657,7 +3347,7 @@
           <w:sz w:val="20"/>
           <w:u w:val="none"/>
         </w:rPr>
-        <w:t>• Administrator users opening reports via report/reports/view to confirm the fast-path allow-all is preserved.</w:t>
+        <w:t>2. Open the first report from Report Console and note the load result.</w:t>
       </w:r>
     </w:p>
     <w:p>
@@ -3673,7 +3363,7 @@
           <w:sz w:val="20"/>
           <w:u w:val="none"/>
         </w:rPr>
-        <w:t>• Related listing optimization tickets: HERO-63472 (Report Console listing in-memory caching), HERO-62187 (Optimize report list loading), HERO-50240 (Optimize view report / Set Report Authorities loading).</w:t>
+        <w:t>3. Open the second report from Report Console and note the load result.</w:t>
       </w:r>
     </w:p>
     <w:p>
@@ -3689,7 +3379,22 @@
           <w:sz w:val="20"/>
           <w:u w:val="none"/>
         </w:rPr>
-        <w:t>• BIRT report outlet list correctness: confirm full per-outlet cache is still written before BIRT runs and missing rows are still treated as no access.</w:t>
+        <w:t>4. Reopen both reports with the cache built.</w:t>
+      </w:r>
+    </w:p>
+    <w:p>
+      <w:pPr>
+        <w:spacing w:before="0" w:after="80"/>
+      </w:pPr>
+      <w:r>
+        <w:rPr>
+          <w:rFonts w:ascii="Arial" w:hAnsi="Arial" w:eastAsia="Arial" w:cs="Arial"/>
+          <w:b/>
+          <w:color w:val="000000"/>
+          <w:sz w:val="20"/>
+          <w:u w:val="none"/>
+        </w:rPr>
+        <w:t>Reproduction Result(s):</w:t>
       </w:r>
     </w:p>
     <w:p>
@@ -3705,7 +3410,22 @@
           <w:sz w:val="20"/>
           <w:u w:val="none"/>
         </w:rPr>
-        <w:t>• Multiple target reports (different report codes) to confirm the optimization is generic across reports, not specific to one report.</w:t>
+        <w:t>1. Before the fix each first open performs the slow per-outlet cache build for that report.</w:t>
+      </w:r>
+    </w:p>
+    <w:p>
+      <w:pPr>
+        <w:spacing w:before="0" w:after="80"/>
+      </w:pPr>
+      <w:r>
+        <w:rPr>
+          <w:rFonts w:ascii="Arial" w:hAnsi="Arial" w:eastAsia="Arial" w:cs="Arial"/>
+          <w:b/>
+          <w:color w:val="000000"/>
+          <w:sz w:val="20"/>
+          <w:u w:val="none"/>
+        </w:rPr>
+        <w:t>Fix Result(s):</w:t>
       </w:r>
     </w:p>
     <w:p>
@@ -3721,7 +3441,429 @@
           <w:sz w:val="20"/>
           <w:u w:val="none"/>
         </w:rPr>
-        <w:t>• Bulk insert chunking (e.g. 500) behavior under large HQ outlet sets to confirm inserts complete without timeouts.</w:t>
+        <w:t>1. After the fix each report's first open completes within a few seconds and builds its own complete (user, report) cache.</w:t>
+      </w:r>
+    </w:p>
+    <w:p>
+      <w:pPr>
+        <w:spacing w:before="0" w:after="40"/>
+        <w:ind w:left="360" w:hanging="240"/>
+      </w:pPr>
+      <w:r>
+        <w:rPr>
+          <w:rFonts w:ascii="Arial" w:hAnsi="Arial" w:eastAsia="Arial" w:cs="Arial"/>
+          <w:b w:val="0"/>
+          <w:color w:val="000000"/>
+          <w:sz w:val="20"/>
+          <w:u w:val="none"/>
+        </w:rPr>
+        <w:t>2. The second open of each report uses the warm cache and returns quickly.</w:t>
+      </w:r>
+    </w:p>
+    <w:p>
+      <w:pPr>
+        <w:spacing w:before="0" w:after="40"/>
+        <w:ind w:left="360" w:hanging="240"/>
+      </w:pPr>
+      <w:r>
+        <w:rPr>
+          <w:rFonts w:ascii="Arial" w:hAnsi="Arial" w:eastAsia="Arial" w:cs="Arial"/>
+          <w:b w:val="0"/>
+          <w:color w:val="000000"/>
+          <w:sz w:val="20"/>
+          <w:u w:val="none"/>
+        </w:rPr>
+        <w:t>3. No errors displayed.</w:t>
+      </w:r>
+    </w:p>
+    <w:p>
+      <w:pPr>
+        <w:spacing w:before="120" w:after="60"/>
+      </w:pPr>
+      <w:r>
+        <w:rPr>
+          <w:rFonts w:ascii="Arial" w:hAnsi="Arial" w:eastAsia="Arial" w:cs="Arial"/>
+          <w:b/>
+          <w:color w:val="001EFF"/>
+          <w:sz w:val="22"/>
+          <w:u w:val="none"/>
+        </w:rPr>
+        <w:t>4.2. Verify Report Console listing performance and behavior remain unchanged</w:t>
+      </w:r>
+    </w:p>
+    <w:p>
+      <w:pPr>
+        <w:spacing w:before="0" w:after="80"/>
+      </w:pPr>
+      <w:r>
+        <w:rPr>
+          <w:rFonts w:ascii="Arial" w:hAnsi="Arial" w:eastAsia="Arial" w:cs="Arial"/>
+          <w:b/>
+          <w:color w:val="000000"/>
+          <w:sz w:val="20"/>
+          <w:u w:val="none"/>
+        </w:rPr>
+        <w:t>Prerequisite(s):</w:t>
+      </w:r>
+    </w:p>
+    <w:p>
+      <w:pPr>
+        <w:spacing w:before="0" w:after="40"/>
+        <w:ind w:left="360" w:hanging="240"/>
+      </w:pPr>
+      <w:r>
+        <w:rPr>
+          <w:rFonts w:ascii="Arial" w:hAnsi="Arial" w:eastAsia="Arial" w:cs="Arial"/>
+          <w:b w:val="0"/>
+          <w:color w:val="000000"/>
+          <w:sz w:val="20"/>
+          <w:u w:val="none"/>
+        </w:rPr>
+        <w:t>1. A non-admin HQ user with a large outlet set is available; the listing in-memory caching from HERO-63472 is active.</w:t>
+      </w:r>
+    </w:p>
+    <w:p>
+      <w:pPr>
+        <w:spacing w:before="0" w:after="80"/>
+      </w:pPr>
+      <w:r>
+        <w:rPr>
+          <w:rFonts w:ascii="Arial" w:hAnsi="Arial" w:eastAsia="Arial" w:cs="Arial"/>
+          <w:b/>
+          <w:color w:val="000000"/>
+          <w:sz w:val="20"/>
+          <w:u w:val="none"/>
+        </w:rPr>
+        <w:t>Step(s):</w:t>
+      </w:r>
+    </w:p>
+    <w:p>
+      <w:pPr>
+        <w:spacing w:before="0" w:after="40"/>
+        <w:ind w:left="360" w:hanging="240"/>
+      </w:pPr>
+      <w:r>
+        <w:rPr>
+          <w:rFonts w:ascii="Arial" w:hAnsi="Arial" w:eastAsia="Arial" w:cs="Arial"/>
+          <w:b w:val="0"/>
+          <w:color w:val="000000"/>
+          <w:sz w:val="20"/>
+          <w:u w:val="none"/>
+        </w:rPr>
+        <w:t>1. Open Report Console and load the report list.</w:t>
+      </w:r>
+    </w:p>
+    <w:p>
+      <w:pPr>
+        <w:spacing w:before="0" w:after="40"/>
+        <w:ind w:left="360" w:hanging="240"/>
+      </w:pPr>
+      <w:r>
+        <w:rPr>
+          <w:rFonts w:ascii="Arial" w:hAnsi="Arial" w:eastAsia="Arial" w:cs="Arial"/>
+          <w:b w:val="0"/>
+          <w:color w:val="000000"/>
+          <w:sz w:val="20"/>
+          <w:u w:val="none"/>
+        </w:rPr>
+        <w:t>2. Note the listing load time and the reports shown as accessible.</w:t>
+      </w:r>
+    </w:p>
+    <w:p>
+      <w:pPr>
+        <w:spacing w:before="0" w:after="40"/>
+        <w:ind w:left="360" w:hanging="240"/>
+      </w:pPr>
+      <w:r>
+        <w:rPr>
+          <w:rFonts w:ascii="Arial" w:hAnsi="Arial" w:eastAsia="Arial" w:cs="Arial"/>
+          <w:b w:val="0"/>
+          <w:color w:val="000000"/>
+          <w:sz w:val="20"/>
+          <w:u w:val="none"/>
+        </w:rPr>
+        <w:t>3. Open a report through the optimized view path, then return to the list.</w:t>
+      </w:r>
+    </w:p>
+    <w:p>
+      <w:pPr>
+        <w:spacing w:before="0" w:after="80"/>
+      </w:pPr>
+      <w:r>
+        <w:rPr>
+          <w:rFonts w:ascii="Arial" w:hAnsi="Arial" w:eastAsia="Arial" w:cs="Arial"/>
+          <w:b/>
+          <w:color w:val="000000"/>
+          <w:sz w:val="20"/>
+          <w:u w:val="none"/>
+        </w:rPr>
+        <w:t>Reproduction Result(s):</w:t>
+      </w:r>
+    </w:p>
+    <w:p>
+      <w:pPr>
+        <w:spacing w:before="0" w:after="40"/>
+        <w:ind w:left="360" w:hanging="240"/>
+      </w:pPr>
+      <w:r>
+        <w:rPr>
+          <w:rFonts w:ascii="Arial" w:hAnsi="Arial" w:eastAsia="Arial" w:cs="Arial"/>
+          <w:b w:val="0"/>
+          <w:color w:val="000000"/>
+          <w:sz w:val="20"/>
+          <w:u w:val="none"/>
+        </w:rPr>
+        <w:t>1. The listing already loaded quickly thanks to the earlier listing optimization; opening via view was the remaining slow action.</w:t>
+      </w:r>
+    </w:p>
+    <w:p>
+      <w:pPr>
+        <w:spacing w:before="0" w:after="80"/>
+      </w:pPr>
+      <w:r>
+        <w:rPr>
+          <w:rFonts w:ascii="Arial" w:hAnsi="Arial" w:eastAsia="Arial" w:cs="Arial"/>
+          <w:b/>
+          <w:color w:val="000000"/>
+          <w:sz w:val="20"/>
+          <w:u w:val="none"/>
+        </w:rPr>
+        <w:t>Fix Result(s):</w:t>
+      </w:r>
+    </w:p>
+    <w:p>
+      <w:pPr>
+        <w:spacing w:before="0" w:after="40"/>
+        <w:ind w:left="360" w:hanging="240"/>
+      </w:pPr>
+      <w:r>
+        <w:rPr>
+          <w:rFonts w:ascii="Arial" w:hAnsi="Arial" w:eastAsia="Arial" w:cs="Arial"/>
+          <w:b w:val="0"/>
+          <w:color w:val="000000"/>
+          <w:sz w:val="20"/>
+          <w:u w:val="none"/>
+        </w:rPr>
+        <w:t>1. The report list still loads quickly and still shows exactly the reports allowed on at least one outlet.</w:t>
+      </w:r>
+    </w:p>
+    <w:p>
+      <w:pPr>
+        <w:spacing w:before="0" w:after="40"/>
+        <w:ind w:left="360" w:hanging="240"/>
+      </w:pPr>
+      <w:r>
+        <w:rPr>
+          <w:rFonts w:ascii="Arial" w:hAnsi="Arial" w:eastAsia="Arial" w:cs="Arial"/>
+          <w:b w:val="0"/>
+          <w:color w:val="000000"/>
+          <w:sz w:val="20"/>
+          <w:u w:val="none"/>
+        </w:rPr>
+        <w:t>2. The view optimization does not regress the listing caching introduced by HERO-63472 and HERO-62187.</w:t>
+      </w:r>
+    </w:p>
+    <w:p>
+      <w:pPr>
+        <w:spacing w:before="0" w:after="40"/>
+        <w:ind w:left="360" w:hanging="240"/>
+      </w:pPr>
+      <w:r>
+        <w:rPr>
+          <w:rFonts w:ascii="Arial" w:hAnsi="Arial" w:eastAsia="Arial" w:cs="Arial"/>
+          <w:b w:val="0"/>
+          <w:color w:val="000000"/>
+          <w:sz w:val="20"/>
+          <w:u w:val="none"/>
+        </w:rPr>
+        <w:t>3. No errors displayed.</w:t>
+      </w:r>
+    </w:p>
+    <w:p>
+      <w:pPr>
+        <w:spacing w:before="120" w:after="60"/>
+      </w:pPr>
+      <w:r>
+        <w:rPr>
+          <w:rFonts w:ascii="Arial" w:hAnsi="Arial" w:eastAsia="Arial" w:cs="Arial"/>
+          <w:b/>
+          <w:color w:val="001EFF"/>
+          <w:sz w:val="22"/>
+          <w:u w:val="none"/>
+        </w:rPr>
+        <w:t>4.3. Verify preset and auto report runs that rely on the authority cache builder</w:t>
+      </w:r>
+    </w:p>
+    <w:p>
+      <w:pPr>
+        <w:spacing w:before="0" w:after="80"/>
+      </w:pPr>
+      <w:r>
+        <w:rPr>
+          <w:rFonts w:ascii="Arial" w:hAnsi="Arial" w:eastAsia="Arial" w:cs="Arial"/>
+          <w:b/>
+          <w:color w:val="000000"/>
+          <w:sz w:val="20"/>
+          <w:u w:val="none"/>
+        </w:rPr>
+        <w:t>Prerequisite(s):</w:t>
+      </w:r>
+    </w:p>
+    <w:p>
+      <w:pPr>
+        <w:spacing w:before="0" w:after="40"/>
+        <w:ind w:left="360" w:hanging="240"/>
+      </w:pPr>
+      <w:r>
+        <w:rPr>
+          <w:rFonts w:ascii="Arial" w:hAnsi="Arial" w:eastAsia="Arial" w:cs="Arial"/>
+          <w:b w:val="0"/>
+          <w:color w:val="000000"/>
+          <w:sz w:val="20"/>
+          <w:u w:val="none"/>
+        </w:rPr>
+        <w:t>1. A preset parameter of the target report exists for the non-admin user, and an auto report schedule (Email/FTP/SFTP) using that preset is configured.</w:t>
+      </w:r>
+    </w:p>
+    <w:p>
+      <w:pPr>
+        <w:spacing w:before="0" w:after="80"/>
+      </w:pPr>
+      <w:r>
+        <w:rPr>
+          <w:rFonts w:ascii="Arial" w:hAnsi="Arial" w:eastAsia="Arial" w:cs="Arial"/>
+          <w:b/>
+          <w:color w:val="000000"/>
+          <w:sz w:val="20"/>
+          <w:u w:val="none"/>
+        </w:rPr>
+        <w:t>Step(s):</w:t>
+      </w:r>
+    </w:p>
+    <w:p>
+      <w:pPr>
+        <w:spacing w:before="0" w:after="40"/>
+        <w:ind w:left="360" w:hanging="240"/>
+      </w:pPr>
+      <w:r>
+        <w:rPr>
+          <w:rFonts w:ascii="Arial" w:hAnsi="Arial" w:eastAsia="Arial" w:cs="Arial"/>
+          <w:b w:val="0"/>
+          <w:color w:val="000000"/>
+          <w:sz w:val="20"/>
+          <w:u w:val="none"/>
+        </w:rPr>
+        <w:t>1. Run the report from the saved preset parameters.</w:t>
+      </w:r>
+    </w:p>
+    <w:p>
+      <w:pPr>
+        <w:spacing w:before="0" w:after="40"/>
+        <w:ind w:left="360" w:hanging="240"/>
+      </w:pPr>
+      <w:r>
+        <w:rPr>
+          <w:rFonts w:ascii="Arial" w:hAnsi="Arial" w:eastAsia="Arial" w:cs="Arial"/>
+          <w:b w:val="0"/>
+          <w:color w:val="000000"/>
+          <w:sz w:val="20"/>
+          <w:u w:val="none"/>
+        </w:rPr>
+        <w:t>2. Trigger the auto report schedule to Email, FTP and SFTP destinations.</w:t>
+      </w:r>
+    </w:p>
+    <w:p>
+      <w:pPr>
+        <w:spacing w:before="0" w:after="40"/>
+        <w:ind w:left="360" w:hanging="240"/>
+      </w:pPr>
+      <w:r>
+        <w:rPr>
+          <w:rFonts w:ascii="Arial" w:hAnsi="Arial" w:eastAsia="Arial" w:cs="Arial"/>
+          <w:b w:val="0"/>
+          <w:color w:val="000000"/>
+          <w:sz w:val="20"/>
+          <w:u w:val="none"/>
+        </w:rPr>
+        <w:t>3. Check the delivered report and its outlet scope.</w:t>
+      </w:r>
+    </w:p>
+    <w:p>
+      <w:pPr>
+        <w:spacing w:before="0" w:after="80"/>
+      </w:pPr>
+      <w:r>
+        <w:rPr>
+          <w:rFonts w:ascii="Arial" w:hAnsi="Arial" w:eastAsia="Arial" w:cs="Arial"/>
+          <w:b/>
+          <w:color w:val="000000"/>
+          <w:sz w:val="20"/>
+          <w:u w:val="none"/>
+        </w:rPr>
+        <w:t>Reproduction Result(s):</w:t>
+      </w:r>
+    </w:p>
+    <w:p>
+      <w:pPr>
+        <w:spacing w:before="0" w:after="40"/>
+        <w:ind w:left="360" w:hanging="240"/>
+      </w:pPr>
+      <w:r>
+        <w:rPr>
+          <w:rFonts w:ascii="Arial" w:hAnsi="Arial" w:eastAsia="Arial" w:cs="Arial"/>
+          <w:b w:val="0"/>
+          <w:color w:val="000000"/>
+          <w:sz w:val="20"/>
+          <w:u w:val="none"/>
+        </w:rPr>
+        <w:t>1. Before the fix runs that build the authority cache could inherit the same per-outlet slowdown.</w:t>
+      </w:r>
+    </w:p>
+    <w:p>
+      <w:pPr>
+        <w:spacing w:before="0" w:after="80"/>
+      </w:pPr>
+      <w:r>
+        <w:rPr>
+          <w:rFonts w:ascii="Arial" w:hAnsi="Arial" w:eastAsia="Arial" w:cs="Arial"/>
+          <w:b/>
+          <w:color w:val="000000"/>
+          <w:sz w:val="20"/>
+          <w:u w:val="none"/>
+        </w:rPr>
+        <w:t>Fix Result(s):</w:t>
+      </w:r>
+    </w:p>
+    <w:p>
+      <w:pPr>
+        <w:spacing w:before="0" w:after="40"/>
+        <w:ind w:left="360" w:hanging="240"/>
+      </w:pPr>
+      <w:r>
+        <w:rPr>
+          <w:rFonts w:ascii="Arial" w:hAnsi="Arial" w:eastAsia="Arial" w:cs="Arial"/>
+          <w:b w:val="0"/>
+          <w:color w:val="000000"/>
+          <w:sz w:val="20"/>
+          <w:u w:val="none"/>
+        </w:rPr>
+        <w:t>1. After the fix preset and auto report runs build the complete per-outlet cache quickly and deliver the report with the correct authorized outlet scope.</w:t>
+      </w:r>
+    </w:p>
+    <w:p>
+      <w:pPr>
+        <w:spacing w:before="0" w:after="40"/>
+        <w:ind w:left="360" w:hanging="240"/>
+      </w:pPr>
+      <w:r>
+        <w:rPr>
+          <w:rFonts w:ascii="Arial" w:hAnsi="Arial" w:eastAsia="Arial" w:cs="Arial"/>
+          <w:b w:val="0"/>
+          <w:color w:val="000000"/>
+          <w:sz w:val="20"/>
+          <w:u w:val="none"/>
+        </w:rPr>
+        <w:t>2. Reports are sent successfully to Email, FTP and SFTP with no errors displayed.</w:t>
       </w:r>
     </w:p>
     <w:p>
@@ -3772,7 +3914,7 @@
           <w:sz w:val="20"/>
           <w:u w:val="none"/>
         </w:rPr>
-        <w:t>: Sprint build containing the HERO-68473 fix</w:t>
+        <w:t>: v1.0.0</w:t>
       </w:r>
     </w:p>
     <w:p>
@@ -3844,7 +3986,7 @@
           <w:sz w:val="20"/>
           <w:u w:val="none"/>
         </w:rPr>
-        <w:t>: Local Test Environment, HQ Test Environment (Hyatt HQ ~2800 outlets or equivalent large HQ test environment), ER Test Environment</w:t>
+        <w:t>: Local Test Environment, HQ Test Environment (large HQ dataset of about 2800 outlets), ER Test Environment</w:t>
       </w:r>
     </w:p>
     <w:p>
@@ -3859,13 +4001,27 @@
           <w:sz w:val="26"/>
           <w:u w:val="single"/>
         </w:rPr>
-        <w:t>QC Information</w:t>
+        <w:t>Appendix</w:t>
       </w:r>
     </w:p>
     <w:p>
       <w:pPr>
-        <w:spacing w:before="0" w:after="40"/>
-        <w:ind w:left="360" w:hanging="240"/>
+        <w:spacing w:before="160" w:after="80"/>
+      </w:pPr>
+      <w:r>
+        <w:rPr>
+          <w:rFonts w:ascii="Arial" w:hAnsi="Arial" w:eastAsia="Arial" w:cs="Arial"/>
+          <w:b/>
+          <w:color w:val="001EFF"/>
+          <w:sz w:val="24"/>
+          <w:u w:val="none"/>
+        </w:rPr>
+        <w:t>Regression Test Scope</w:t>
+      </w:r>
+    </w:p>
+    <w:p>
+      <w:pPr>
+        <w:spacing w:before="0" w:after="80"/>
       </w:pPr>
       <w:r>
         <w:rPr>
@@ -3875,18 +4031,14 @@
           <w:sz w:val="20"/>
           <w:u w:val="none"/>
         </w:rPr>
-        <w:t xml:space="preserve">• </w:t>
+        <w:t>The following related modules and functions should be covered in regression testing:</w:t>
       </w:r>
-      <w:r>
-        <w:rPr>
-          <w:rFonts w:ascii="Arial" w:hAnsi="Arial" w:eastAsia="Arial" w:cs="Arial"/>
-          <w:b/>
-          <w:color w:val="000000"/>
-          <w:sz w:val="20"/>
-          <w:u w:val="none"/>
-        </w:rPr>
-        <w:t>Tester</w:t>
-      </w:r>
+    </w:p>
+    <w:p>
+      <w:pPr>
+        <w:spacing w:before="0" w:after="40"/>
+        <w:ind w:left="360" w:hanging="240"/>
+      </w:pPr>
       <w:r>
         <w:rPr>
           <w:rFonts w:ascii="Arial" w:hAnsi="Arial" w:eastAsia="Arial" w:cs="Arial"/>
@@ -3895,7 +4047,7 @@
           <w:sz w:val="20"/>
           <w:u w:val="none"/>
         </w:rPr>
-        <w:t>: TBD</w:t>
+        <w:t>• Report Console report listing and its in-memory caching (related cases HERO-63472 and HERO-62187).</w:t>
       </w:r>
     </w:p>
     <w:p>
@@ -3911,18 +4063,14 @@
           <w:sz w:val="20"/>
           <w:u w:val="none"/>
         </w:rPr>
-        <w:t xml:space="preserve">• </w:t>
+        <w:t>• Set Report Authorities loading when opening a report (related case HERO-50240) and the genReportAclCacheByReport builder including aligned module copies.</w:t>
       </w:r>
-      <w:r>
-        <w:rPr>
-          <w:rFonts w:ascii="Arial" w:hAnsi="Arial" w:eastAsia="Arial" w:cs="Arial"/>
-          <w:b/>
-          <w:color w:val="000000"/>
-          <w:sz w:val="20"/>
-          <w:u w:val="none"/>
-        </w:rPr>
-        <w:t>Reviewer</w:t>
-      </w:r>
+    </w:p>
+    <w:p>
+      <w:pPr>
+        <w:spacing w:before="0" w:after="40"/>
+        <w:ind w:left="360" w:hanging="240"/>
+      </w:pPr>
       <w:r>
         <w:rPr>
           <w:rFonts w:ascii="Arial" w:hAnsi="Arial" w:eastAsia="Arial" w:cs="Arial"/>
@@ -3931,7 +4079,244 @@
           <w:sz w:val="20"/>
           <w:u w:val="none"/>
         </w:rPr>
-        <w:t>: TBD</w:t>
+        <w:t>• Report Viewer open (report/reports/view) for Administrator and non-admin users, small and large outlet sets, and cold/warm authority cache states.</w:t>
+      </w:r>
+    </w:p>
+    <w:p>
+      <w:pPr>
+        <w:spacing w:before="0" w:after="40"/>
+        <w:ind w:left="360" w:hanging="240"/>
+      </w:pPr>
+      <w:r>
+        <w:rPr>
+          <w:rFonts w:ascii="Arial" w:hAnsi="Arial" w:eastAsia="Arial" w:cs="Arial"/>
+          <w:b w:val="0"/>
+          <w:color w:val="000000"/>
+          <w:sz w:val="20"/>
+          <w:u w:val="none"/>
+        </w:rPr>
+        <w:t>• BIRT OutletList permission behavior: full per-outlet cache written before BIRT runs, missing cache rows still treated as no access.</w:t>
+      </w:r>
+    </w:p>
+    <w:p>
+      <w:pPr>
+        <w:spacing w:before="0" w:after="40"/>
+        <w:ind w:left="360" w:hanging="240"/>
+      </w:pPr>
+      <w:r>
+        <w:rPr>
+          <w:rFonts w:ascii="Arial" w:hAnsi="Arial" w:eastAsia="Arial" w:cs="Arial"/>
+          <w:b w:val="0"/>
+          <w:color w:val="000000"/>
+          <w:sz w:val="20"/>
+          <w:u w:val="none"/>
+        </w:rPr>
+        <w:t>• Report data correctness after the viewer page opens; report access rules (allow/deny per outlet) must remain unchanged.</w:t>
+      </w:r>
+    </w:p>
+    <w:p>
+      <w:pPr>
+        <w:spacing w:before="0" w:after="40"/>
+        <w:ind w:left="360" w:hanging="240"/>
+      </w:pPr>
+      <w:r>
+        <w:rPr>
+          <w:rFonts w:ascii="Arial" w:hAnsi="Arial" w:eastAsia="Arial" w:cs="Arial"/>
+          <w:b w:val="0"/>
+          <w:color w:val="000000"/>
+          <w:sz w:val="20"/>
+          <w:u w:val="none"/>
+        </w:rPr>
+        <w:t>• Report authority changes after a cache exists (grant or revoke outlet authority), covering cache refresh/staleness behavior.</w:t>
+      </w:r>
+    </w:p>
+    <w:p>
+      <w:pPr>
+        <w:spacing w:before="0" w:after="40"/>
+        <w:ind w:left="360" w:hanging="240"/>
+      </w:pPr>
+      <w:r>
+        <w:rPr>
+          <w:rFonts w:ascii="Arial" w:hAnsi="Arial" w:eastAsia="Arial" w:cs="Arial"/>
+          <w:b w:val="0"/>
+          <w:color w:val="000000"/>
+          <w:sz w:val="20"/>
+          <w:u w:val="none"/>
+        </w:rPr>
+        <w:t>• Preset parameter runs and auto report schedules to Email, FTP and SFTP executed under non-admin users.</w:t>
+      </w:r>
+    </w:p>
+    <w:p>
+      <w:pPr>
+        <w:spacing w:before="0" w:after="40"/>
+        <w:ind w:left="360" w:hanging="240"/>
+      </w:pPr>
+      <w:r>
+        <w:rPr>
+          <w:rFonts w:ascii="Arial" w:hAnsi="Arial" w:eastAsia="Arial" w:cs="Arial"/>
+          <w:b w:val="0"/>
+          <w:color w:val="000000"/>
+          <w:sz w:val="20"/>
+          <w:u w:val="none"/>
+        </w:rPr>
+        <w:t>• Bulk insert chunking and early-return behavior on HQ environments with hundreds to thousands of outlets.</w:t>
+      </w:r>
+    </w:p>
+    <w:p>
+      <w:pPr>
+        <w:spacing w:before="160" w:after="80"/>
+      </w:pPr>
+      <w:r>
+        <w:rPr>
+          <w:rFonts w:ascii="Arial" w:hAnsi="Arial" w:eastAsia="Arial" w:cs="Arial"/>
+          <w:b/>
+          <w:color w:val="001EFF"/>
+          <w:sz w:val="24"/>
+          <w:u w:val="none"/>
+        </w:rPr>
+        <w:t>Acceptance Criteria (from JIRA HERO-68473)</w:t>
+      </w:r>
+    </w:p>
+    <w:p>
+      <w:pPr>
+        <w:spacing w:before="0" w:after="80"/>
+      </w:pPr>
+      <w:r>
+        <w:rPr>
+          <w:rFonts w:ascii="Arial" w:hAnsi="Arial" w:eastAsia="Arial" w:cs="Arial"/>
+          <w:b w:val="0"/>
+          <w:color w:val="000000"/>
+          <w:sz w:val="20"/>
+          <w:u w:val="none"/>
+        </w:rPr>
+        <w:t>Expected Result:</w:t>
+      </w:r>
+    </w:p>
+    <w:p>
+      <w:pPr>
+        <w:spacing w:before="0" w:after="40"/>
+        <w:ind w:left="360" w:hanging="240"/>
+      </w:pPr>
+      <w:r>
+        <w:rPr>
+          <w:rFonts w:ascii="Arial" w:hAnsi="Arial" w:eastAsia="Arial" w:cs="Arial"/>
+          <w:b w:val="0"/>
+          <w:color w:val="000000"/>
+          <w:sz w:val="20"/>
+          <w:u w:val="none"/>
+        </w:rPr>
+        <w:t>• First open of Report Viewer returns within a few seconds even when the customer has thousands of outlets (non-admin, cold cache).</w:t>
+      </w:r>
+    </w:p>
+    <w:p>
+      <w:pPr>
+        <w:spacing w:before="0" w:after="40"/>
+        <w:ind w:left="360" w:hanging="240"/>
+      </w:pPr>
+      <w:r>
+        <w:rPr>
+          <w:rFonts w:ascii="Arial" w:hAnsi="Arial" w:eastAsia="Arial" w:cs="Arial"/>
+          <w:b w:val="0"/>
+          <w:color w:val="000000"/>
+          <w:sz w:val="20"/>
+          <w:u w:val="none"/>
+        </w:rPr>
+        <w:t>• Opening the same report again remains fast (about the previous warm-path level).</w:t>
+      </w:r>
+    </w:p>
+    <w:p>
+      <w:pPr>
+        <w:spacing w:before="0" w:after="40"/>
+        <w:ind w:left="360" w:hanging="240"/>
+      </w:pPr>
+      <w:r>
+        <w:rPr>
+          <w:rFonts w:ascii="Arial" w:hAnsi="Arial" w:eastAsia="Arial" w:cs="Arial"/>
+          <w:b w:val="0"/>
+          <w:color w:val="000000"/>
+          <w:sz w:val="20"/>
+          <w:u w:val="none"/>
+        </w:rPr>
+        <w:t>• Report access rules and the outlet list used by the report are unchanged; missing cache rows are still treated as no access for the outlet list.</w:t>
+      </w:r>
+    </w:p>
+    <w:p>
+      <w:pPr>
+        <w:spacing w:before="0" w:after="40"/>
+        <w:ind w:left="360" w:hanging="240"/>
+      </w:pPr>
+      <w:r>
+        <w:rPr>
+          <w:rFonts w:ascii="Arial" w:hAnsi="Arial" w:eastAsia="Arial" w:cs="Arial"/>
+          <w:b w:val="0"/>
+          <w:color w:val="000000"/>
+          <w:sz w:val="20"/>
+          <w:u w:val="none"/>
+        </w:rPr>
+        <w:t>• The full per-outlet cache required by BIRT is still written before the report runs.</w:t>
+      </w:r>
+    </w:p>
+    <w:p>
+      <w:pPr>
+        <w:spacing w:before="0" w:after="80"/>
+      </w:pPr>
+      <w:r>
+        <w:rPr>
+          <w:rFonts w:ascii="Arial" w:hAnsi="Arial" w:eastAsia="Arial" w:cs="Arial"/>
+          <w:b w:val="0"/>
+          <w:color w:val="000000"/>
+          <w:sz w:val="20"/>
+          <w:u w:val="none"/>
+        </w:rPr>
+        <w:t>Actual Result (before fix):</w:t>
+      </w:r>
+    </w:p>
+    <w:p>
+      <w:pPr>
+        <w:spacing w:before="0" w:after="40"/>
+        <w:ind w:left="360" w:hanging="240"/>
+      </w:pPr>
+      <w:r>
+        <w:rPr>
+          <w:rFonts w:ascii="Arial" w:hAnsi="Arial" w:eastAsia="Arial" w:cs="Arial"/>
+          <w:b w:val="0"/>
+          <w:color w:val="000000"/>
+          <w:sz w:val="20"/>
+          <w:u w:val="none"/>
+        </w:rPr>
+        <w:t>• First open (non-admin, cold cache, about 2800 outlets): Waiting (TTFB) about 2.7 minutes on reports/view.</w:t>
+      </w:r>
+    </w:p>
+    <w:p>
+      <w:pPr>
+        <w:spacing w:before="0" w:after="40"/>
+        <w:ind w:left="360" w:hanging="240"/>
+      </w:pPr>
+      <w:r>
+        <w:rPr>
+          <w:rFonts w:ascii="Arial" w:hAnsi="Arial" w:eastAsia="Arial" w:cs="Arial"/>
+          <w:b w:val="0"/>
+          <w:color w:val="000000"/>
+          <w:sz w:val="20"/>
+          <w:u w:val="none"/>
+        </w:rPr>
+        <w:t>• Second open (cache already built): about 1.57 seconds.</w:t>
+      </w:r>
+    </w:p>
+    <w:p>
+      <w:pPr>
+        <w:spacing w:before="0" w:after="40"/>
+        <w:ind w:left="360" w:hanging="240"/>
+      </w:pPr>
+      <w:r>
+        <w:rPr>
+          <w:rFonts w:ascii="Arial" w:hAnsi="Arial" w:eastAsia="Arial" w:cs="Arial"/>
+          <w:b w:val="0"/>
+          <w:color w:val="000000"/>
+          <w:sz w:val="20"/>
+          <w:u w:val="none"/>
+        </w:rPr>
+        <w:t>• Bottleneck: building report ACL cache on the server for every outlet, not BIRT SQL or network download.</w:t>
       </w:r>
     </w:p>
     <w:sectPr>

--- a/Sprint20260921-20261002/HERO-68473_20261008_112534.docx
+++ b/Sprint20260921-20261002/HERO-68473_20261008_112534.docx
@@ -3989,336 +3989,6 @@
         <w:t>: Local Test Environment, HQ Test Environment (large HQ dataset of about 2800 outlets), ER Test Environment</w:t>
       </w:r>
     </w:p>
-    <w:p>
-      <w:pPr>
-        <w:spacing w:before="200" w:after="120"/>
-      </w:pPr>
-      <w:r>
-        <w:rPr>
-          <w:rFonts w:ascii="Arial" w:hAnsi="Arial" w:eastAsia="Arial" w:cs="Arial"/>
-          <w:b/>
-          <w:color w:val="000000"/>
-          <w:sz w:val="26"/>
-          <w:u w:val="single"/>
-        </w:rPr>
-        <w:t>Appendix</w:t>
-      </w:r>
-    </w:p>
-    <w:p>
-      <w:pPr>
-        <w:spacing w:before="160" w:after="80"/>
-      </w:pPr>
-      <w:r>
-        <w:rPr>
-          <w:rFonts w:ascii="Arial" w:hAnsi="Arial" w:eastAsia="Arial" w:cs="Arial"/>
-          <w:b/>
-          <w:color w:val="001EFF"/>
-          <w:sz w:val="24"/>
-          <w:u w:val="none"/>
-        </w:rPr>
-        <w:t>Regression Test Scope</w:t>
-      </w:r>
-    </w:p>
-    <w:p>
-      <w:pPr>
-        <w:spacing w:before="0" w:after="80"/>
-      </w:pPr>
-      <w:r>
-        <w:rPr>
-          <w:rFonts w:ascii="Arial" w:hAnsi="Arial" w:eastAsia="Arial" w:cs="Arial"/>
-          <w:b w:val="0"/>
-          <w:color w:val="000000"/>
-          <w:sz w:val="20"/>
-          <w:u w:val="none"/>
-        </w:rPr>
-        <w:t>The following related modules and functions should be covered in regression testing:</w:t>
-      </w:r>
-    </w:p>
-    <w:p>
-      <w:pPr>
-        <w:spacing w:before="0" w:after="40"/>
-        <w:ind w:left="360" w:hanging="240"/>
-      </w:pPr>
-      <w:r>
-        <w:rPr>
-          <w:rFonts w:ascii="Arial" w:hAnsi="Arial" w:eastAsia="Arial" w:cs="Arial"/>
-          <w:b w:val="0"/>
-          <w:color w:val="000000"/>
-          <w:sz w:val="20"/>
-          <w:u w:val="none"/>
-        </w:rPr>
-        <w:t>• Report Console report listing and its in-memory caching (related cases HERO-63472 and HERO-62187).</w:t>
-      </w:r>
-    </w:p>
-    <w:p>
-      <w:pPr>
-        <w:spacing w:before="0" w:after="40"/>
-        <w:ind w:left="360" w:hanging="240"/>
-      </w:pPr>
-      <w:r>
-        <w:rPr>
-          <w:rFonts w:ascii="Arial" w:hAnsi="Arial" w:eastAsia="Arial" w:cs="Arial"/>
-          <w:b w:val="0"/>
-          <w:color w:val="000000"/>
-          <w:sz w:val="20"/>
-          <w:u w:val="none"/>
-        </w:rPr>
-        <w:t>• Set Report Authorities loading when opening a report (related case HERO-50240) and the genReportAclCacheByReport builder including aligned module copies.</w:t>
-      </w:r>
-    </w:p>
-    <w:p>
-      <w:pPr>
-        <w:spacing w:before="0" w:after="40"/>
-        <w:ind w:left="360" w:hanging="240"/>
-      </w:pPr>
-      <w:r>
-        <w:rPr>
-          <w:rFonts w:ascii="Arial" w:hAnsi="Arial" w:eastAsia="Arial" w:cs="Arial"/>
-          <w:b w:val="0"/>
-          <w:color w:val="000000"/>
-          <w:sz w:val="20"/>
-          <w:u w:val="none"/>
-        </w:rPr>
-        <w:t>• Report Viewer open (report/reports/view) for Administrator and non-admin users, small and large outlet sets, and cold/warm authority cache states.</w:t>
-      </w:r>
-    </w:p>
-    <w:p>
-      <w:pPr>
-        <w:spacing w:before="0" w:after="40"/>
-        <w:ind w:left="360" w:hanging="240"/>
-      </w:pPr>
-      <w:r>
-        <w:rPr>
-          <w:rFonts w:ascii="Arial" w:hAnsi="Arial" w:eastAsia="Arial" w:cs="Arial"/>
-          <w:b w:val="0"/>
-          <w:color w:val="000000"/>
-          <w:sz w:val="20"/>
-          <w:u w:val="none"/>
-        </w:rPr>
-        <w:t>• BIRT OutletList permission behavior: full per-outlet cache written before BIRT runs, missing cache rows still treated as no access.</w:t>
-      </w:r>
-    </w:p>
-    <w:p>
-      <w:pPr>
-        <w:spacing w:before="0" w:after="40"/>
-        <w:ind w:left="360" w:hanging="240"/>
-      </w:pPr>
-      <w:r>
-        <w:rPr>
-          <w:rFonts w:ascii="Arial" w:hAnsi="Arial" w:eastAsia="Arial" w:cs="Arial"/>
-          <w:b w:val="0"/>
-          <w:color w:val="000000"/>
-          <w:sz w:val="20"/>
-          <w:u w:val="none"/>
-        </w:rPr>
-        <w:t>• Report data correctness after the viewer page opens; report access rules (allow/deny per outlet) must remain unchanged.</w:t>
-      </w:r>
-    </w:p>
-    <w:p>
-      <w:pPr>
-        <w:spacing w:before="0" w:after="40"/>
-        <w:ind w:left="360" w:hanging="240"/>
-      </w:pPr>
-      <w:r>
-        <w:rPr>
-          <w:rFonts w:ascii="Arial" w:hAnsi="Arial" w:eastAsia="Arial" w:cs="Arial"/>
-          <w:b w:val="0"/>
-          <w:color w:val="000000"/>
-          <w:sz w:val="20"/>
-          <w:u w:val="none"/>
-        </w:rPr>
-        <w:t>• Report authority changes after a cache exists (grant or revoke outlet authority), covering cache refresh/staleness behavior.</w:t>
-      </w:r>
-    </w:p>
-    <w:p>
-      <w:pPr>
-        <w:spacing w:before="0" w:after="40"/>
-        <w:ind w:left="360" w:hanging="240"/>
-      </w:pPr>
-      <w:r>
-        <w:rPr>
-          <w:rFonts w:ascii="Arial" w:hAnsi="Arial" w:eastAsia="Arial" w:cs="Arial"/>
-          <w:b w:val="0"/>
-          <w:color w:val="000000"/>
-          <w:sz w:val="20"/>
-          <w:u w:val="none"/>
-        </w:rPr>
-        <w:t>• Preset parameter runs and auto report schedules to Email, FTP and SFTP executed under non-admin users.</w:t>
-      </w:r>
-    </w:p>
-    <w:p>
-      <w:pPr>
-        <w:spacing w:before="0" w:after="40"/>
-        <w:ind w:left="360" w:hanging="240"/>
-      </w:pPr>
-      <w:r>
-        <w:rPr>
-          <w:rFonts w:ascii="Arial" w:hAnsi="Arial" w:eastAsia="Arial" w:cs="Arial"/>
-          <w:b w:val="0"/>
-          <w:color w:val="000000"/>
-          <w:sz w:val="20"/>
-          <w:u w:val="none"/>
-        </w:rPr>
-        <w:t>• Bulk insert chunking and early-return behavior on HQ environments with hundreds to thousands of outlets.</w:t>
-      </w:r>
-    </w:p>
-    <w:p>
-      <w:pPr>
-        <w:spacing w:before="160" w:after="80"/>
-      </w:pPr>
-      <w:r>
-        <w:rPr>
-          <w:rFonts w:ascii="Arial" w:hAnsi="Arial" w:eastAsia="Arial" w:cs="Arial"/>
-          <w:b/>
-          <w:color w:val="001EFF"/>
-          <w:sz w:val="24"/>
-          <w:u w:val="none"/>
-        </w:rPr>
-        <w:t>Acceptance Criteria (from JIRA HERO-68473)</w:t>
-      </w:r>
-    </w:p>
-    <w:p>
-      <w:pPr>
-        <w:spacing w:before="0" w:after="80"/>
-      </w:pPr>
-      <w:r>
-        <w:rPr>
-          <w:rFonts w:ascii="Arial" w:hAnsi="Arial" w:eastAsia="Arial" w:cs="Arial"/>
-          <w:b w:val="0"/>
-          <w:color w:val="000000"/>
-          <w:sz w:val="20"/>
-          <w:u w:val="none"/>
-        </w:rPr>
-        <w:t>Expected Result:</w:t>
-      </w:r>
-    </w:p>
-    <w:p>
-      <w:pPr>
-        <w:spacing w:before="0" w:after="40"/>
-        <w:ind w:left="360" w:hanging="240"/>
-      </w:pPr>
-      <w:r>
-        <w:rPr>
-          <w:rFonts w:ascii="Arial" w:hAnsi="Arial" w:eastAsia="Arial" w:cs="Arial"/>
-          <w:b w:val="0"/>
-          <w:color w:val="000000"/>
-          <w:sz w:val="20"/>
-          <w:u w:val="none"/>
-        </w:rPr>
-        <w:t>• First open of Report Viewer returns within a few seconds even when the customer has thousands of outlets (non-admin, cold cache).</w:t>
-      </w:r>
-    </w:p>
-    <w:p>
-      <w:pPr>
-        <w:spacing w:before="0" w:after="40"/>
-        <w:ind w:left="360" w:hanging="240"/>
-      </w:pPr>
-      <w:r>
-        <w:rPr>
-          <w:rFonts w:ascii="Arial" w:hAnsi="Arial" w:eastAsia="Arial" w:cs="Arial"/>
-          <w:b w:val="0"/>
-          <w:color w:val="000000"/>
-          <w:sz w:val="20"/>
-          <w:u w:val="none"/>
-        </w:rPr>
-        <w:t>• Opening the same report again remains fast (about the previous warm-path level).</w:t>
-      </w:r>
-    </w:p>
-    <w:p>
-      <w:pPr>
-        <w:spacing w:before="0" w:after="40"/>
-        <w:ind w:left="360" w:hanging="240"/>
-      </w:pPr>
-      <w:r>
-        <w:rPr>
-          <w:rFonts w:ascii="Arial" w:hAnsi="Arial" w:eastAsia="Arial" w:cs="Arial"/>
-          <w:b w:val="0"/>
-          <w:color w:val="000000"/>
-          <w:sz w:val="20"/>
-          <w:u w:val="none"/>
-        </w:rPr>
-        <w:t>• Report access rules and the outlet list used by the report are unchanged; missing cache rows are still treated as no access for the outlet list.</w:t>
-      </w:r>
-    </w:p>
-    <w:p>
-      <w:pPr>
-        <w:spacing w:before="0" w:after="40"/>
-        <w:ind w:left="360" w:hanging="240"/>
-      </w:pPr>
-      <w:r>
-        <w:rPr>
-          <w:rFonts w:ascii="Arial" w:hAnsi="Arial" w:eastAsia="Arial" w:cs="Arial"/>
-          <w:b w:val="0"/>
-          <w:color w:val="000000"/>
-          <w:sz w:val="20"/>
-          <w:u w:val="none"/>
-        </w:rPr>
-        <w:t>• The full per-outlet cache required by BIRT is still written before the report runs.</w:t>
-      </w:r>
-    </w:p>
-    <w:p>
-      <w:pPr>
-        <w:spacing w:before="0" w:after="80"/>
-      </w:pPr>
-      <w:r>
-        <w:rPr>
-          <w:rFonts w:ascii="Arial" w:hAnsi="Arial" w:eastAsia="Arial" w:cs="Arial"/>
-          <w:b w:val="0"/>
-          <w:color w:val="000000"/>
-          <w:sz w:val="20"/>
-          <w:u w:val="none"/>
-        </w:rPr>
-        <w:t>Actual Result (before fix):</w:t>
-      </w:r>
-    </w:p>
-    <w:p>
-      <w:pPr>
-        <w:spacing w:before="0" w:after="40"/>
-        <w:ind w:left="360" w:hanging="240"/>
-      </w:pPr>
-      <w:r>
-        <w:rPr>
-          <w:rFonts w:ascii="Arial" w:hAnsi="Arial" w:eastAsia="Arial" w:cs="Arial"/>
-          <w:b w:val="0"/>
-          <w:color w:val="000000"/>
-          <w:sz w:val="20"/>
-          <w:u w:val="none"/>
-        </w:rPr>
-        <w:t>• First open (non-admin, cold cache, about 2800 outlets): Waiting (TTFB) about 2.7 minutes on reports/view.</w:t>
-      </w:r>
-    </w:p>
-    <w:p>
-      <w:pPr>
-        <w:spacing w:before="0" w:after="40"/>
-        <w:ind w:left="360" w:hanging="240"/>
-      </w:pPr>
-      <w:r>
-        <w:rPr>
-          <w:rFonts w:ascii="Arial" w:hAnsi="Arial" w:eastAsia="Arial" w:cs="Arial"/>
-          <w:b w:val="0"/>
-          <w:color w:val="000000"/>
-          <w:sz w:val="20"/>
-          <w:u w:val="none"/>
-        </w:rPr>
-        <w:t>• Second open (cache already built): about 1.57 seconds.</w:t>
-      </w:r>
-    </w:p>
-    <w:p>
-      <w:pPr>
-        <w:spacing w:before="0" w:after="40"/>
-        <w:ind w:left="360" w:hanging="240"/>
-      </w:pPr>
-      <w:r>
-        <w:rPr>
-          <w:rFonts w:ascii="Arial" w:hAnsi="Arial" w:eastAsia="Arial" w:cs="Arial"/>
-          <w:b w:val="0"/>
-          <w:color w:val="000000"/>
-          <w:sz w:val="20"/>
-          <w:u w:val="none"/>
-        </w:rPr>
-        <w:t>• Bottleneck: building report ACL cache on the server for every outlet, not BIRT SQL or network download.</w:t>
-      </w:r>
-    </w:p>
     <w:sectPr>
       <w:pgSz w:w="12240" w:h="15840"/>
       <w:pgMar w:top="1440" w:right="1800" w:bottom="1440" w:left="1800" w:header="720" w:footer="720" w:gutter="0"/>
